--- a/lessons/3-7/downloads/3-7-notes-l1.docx
+++ b/lessons/3-7/downloads/3-7-notes-l1.docx
@@ -1191,6 +1191,468 @@
         </w:tc>
       </w:tr>
     </w:tbl>
+    <w:tbl>
+      <w:tblPr>
+        <w:tblW w:type="pct" w:w="100%"/>
+        <w:tblBorders>
+          <w:top w:val="none" w:color="FFFFFF" w:sz="0"/>
+          <w:left w:val="none" w:color="FFFFFF" w:sz="0"/>
+          <w:bottom w:val="single" w:color="C7D2DD" w:sz="4"/>
+          <w:right w:val="none" w:color="FFFFFF" w:sz="0"/>
+          <w:insideH w:val="none" w:color="FFFFFF" w:sz="0"/>
+          <w:insideV w:val="none" w:color="FFFFFF" w:sz="0"/>
+        </w:tblBorders>
+      </w:tblPr>
+      <w:tblGrid>
+        <w:gridCol w:w="1800"/>
+        <w:gridCol w:w="7560"/>
+      </w:tblGrid>
+      <w:tr>
+        <w:trPr>
+          <w:cantSplit/>
+        </w:trPr>
+        <w:tc>
+          <w:tcPr>
+            <w:tcW w:type="dxa" w:w="1800"/>
+            <w:tcMar>
+              <w:top w:type="dxa" w:w="100"/>
+              <w:left w:type="dxa" w:w="40"/>
+              <w:bottom w:type="dxa" w:w="100"/>
+              <w:right w:type="dxa" w:w="120"/>
+            </w:tcMar>
+            <w:vAlign w:val="center"/>
+          </w:tcPr>
+          <w:p>
+            <w:pPr>
+              <w:spacing w:after="0"/>
+              <w:jc w:val="center"/>
+            </w:pPr>
+            <w:r>
+              <w:drawing>
+                <wp:inline distT="0" distB="0" distL="0" distR="0">
+                  <wp:extent cx="1047750" cy="790575"/>
+                  <wp:effectExtent t="0" r="0" b="0" l="0"/>
+                  <wp:docPr id="1" name="" descr="" title=""/>
+                  <wp:cNvGraphicFramePr>
+                    <a:graphicFrameLocks xmlns:a="http://schemas.openxmlformats.org/drawingml/2006/main" noChangeAspect="1"/>
+                  </wp:cNvGraphicFramePr>
+                  <a:graphic xmlns:a="http://schemas.openxmlformats.org/drawingml/2006/main">
+                    <a:graphicData uri="http://schemas.openxmlformats.org/drawingml/2006/picture">
+                      <pic:pic xmlns:pic="http://schemas.openxmlformats.org/drawingml/2006/picture">
+                        <pic:nvPicPr>
+                          <pic:cNvPr id="0" name="" descr=""/>
+                          <pic:cNvPicPr>
+                            <a:picLocks noChangeAspect="1" noChangeArrowheads="1"/>
+                          </pic:cNvPicPr>
+                        </pic:nvPicPr>
+                        <pic:blipFill>
+                          <a:blip r:embed="rId13" cstate="none"/>
+                          <a:srcRect/>
+                          <a:stretch>
+                            <a:fillRect/>
+                          </a:stretch>
+                        </pic:blipFill>
+                        <pic:spPr bwMode="auto">
+                          <a:xfrm>
+                            <a:off x="0" y="0"/>
+                            <a:ext cx="1047750" cy="790575"/>
+                          </a:xfrm>
+                          <a:prstGeom prst="rect">
+                            <a:avLst/>
+                          </a:prstGeom>
+                        </pic:spPr>
+                      </pic:pic>
+                    </a:graphicData>
+                  </a:graphic>
+                </wp:inline>
+              </w:drawing>
+            </w:r>
+          </w:p>
+        </w:tc>
+        <w:tc>
+          <w:tcPr>
+            <w:tcW w:type="dxa" w:w="7560"/>
+            <w:tcMar>
+              <w:top w:type="dxa" w:w="100"/>
+              <w:left w:type="dxa" w:w="40"/>
+              <w:bottom w:type="dxa" w:w="100"/>
+              <w:right w:type="dxa" w:w="40"/>
+            </w:tcMar>
+            <w:vAlign w:val="center"/>
+          </w:tcPr>
+          <w:p>
+            <w:pPr>
+              <w:spacing w:after="50"/>
+            </w:pPr>
+            <w:r>
+              <w:rPr>
+                <w:b/>
+                <w:bCs/>
+                <w:color w:val="12355B"/>
+                <w:sz w:val="24"/>
+                <w:szCs w:val="24"/>
+              </w:rPr>
+              <w:t xml:space="preserve">Reasonableness</w:t>
+            </w:r>
+            <w:r>
+              <w:rPr>
+                <w:i/>
+                <w:iCs/>
+                <w:color w:val="5F6F80"/>
+                <w:sz w:val="19"/>
+                <w:szCs w:val="19"/>
+              </w:rPr>
+              <w:t xml:space="preserve">   Sentido lógico</w:t>
+            </w:r>
+          </w:p>
+          <w:p>
+            <w:pPr>
+              <w:spacing w:after="40"/>
+            </w:pPr>
+            <w:r>
+              <w:rPr>
+                <w:sz w:val="21"/>
+                <w:szCs w:val="21"/>
+              </w:rPr>
+              <w:t xml:space="preserve">Checking that the size of an answer makes sense for the situation.</w:t>
+            </w:r>
+          </w:p>
+          <w:p>
+            <w:pPr>
+              <w:spacing w:after="0"/>
+            </w:pPr>
+            <w:r>
+              <w:rPr>
+                <w:b/>
+                <w:bCs/>
+                <w:color w:val="1FA6A2"/>
+                <w:sz w:val="18"/>
+                <w:szCs w:val="18"/>
+              </w:rPr>
+              <w:t xml:space="preserve">Example:  </w:t>
+            </w:r>
+            <w:r>
+              <w:rPr>
+                <w:i/>
+                <w:iCs/>
+                <w:color w:val="5F6F80"/>
+                <w:sz w:val="18"/>
+                <w:szCs w:val="18"/>
+              </w:rPr>
+              <w:t xml:space="preserve">A bigger unit should give a smaller number.</w:t>
+            </w:r>
+          </w:p>
+        </w:tc>
+      </w:tr>
+    </w:tbl>
+    <w:tbl>
+      <w:tblPr>
+        <w:tblW w:type="pct" w:w="100%"/>
+        <w:tblBorders>
+          <w:top w:val="none" w:color="FFFFFF" w:sz="0"/>
+          <w:left w:val="none" w:color="FFFFFF" w:sz="0"/>
+          <w:bottom w:val="single" w:color="C7D2DD" w:sz="4"/>
+          <w:right w:val="none" w:color="FFFFFF" w:sz="0"/>
+          <w:insideH w:val="none" w:color="FFFFFF" w:sz="0"/>
+          <w:insideV w:val="none" w:color="FFFFFF" w:sz="0"/>
+        </w:tblBorders>
+      </w:tblPr>
+      <w:tblGrid>
+        <w:gridCol w:w="1800"/>
+        <w:gridCol w:w="7560"/>
+      </w:tblGrid>
+      <w:tr>
+        <w:trPr>
+          <w:cantSplit/>
+        </w:trPr>
+        <w:tc>
+          <w:tcPr>
+            <w:tcW w:type="dxa" w:w="1800"/>
+            <w:tcMar>
+              <w:top w:type="dxa" w:w="100"/>
+              <w:left w:type="dxa" w:w="40"/>
+              <w:bottom w:type="dxa" w:w="100"/>
+              <w:right w:type="dxa" w:w="120"/>
+            </w:tcMar>
+            <w:vAlign w:val="center"/>
+          </w:tcPr>
+          <w:p>
+            <w:pPr>
+              <w:spacing w:after="0"/>
+              <w:jc w:val="center"/>
+            </w:pPr>
+            <w:r>
+              <w:drawing>
+                <wp:inline distT="0" distB="0" distL="0" distR="0">
+                  <wp:extent cx="1047750" cy="790575"/>
+                  <wp:effectExtent t="0" r="0" b="0" l="0"/>
+                  <wp:docPr id="1" name="" descr="" title=""/>
+                  <wp:cNvGraphicFramePr>
+                    <a:graphicFrameLocks xmlns:a="http://schemas.openxmlformats.org/drawingml/2006/main" noChangeAspect="1"/>
+                  </wp:cNvGraphicFramePr>
+                  <a:graphic xmlns:a="http://schemas.openxmlformats.org/drawingml/2006/main">
+                    <a:graphicData uri="http://schemas.openxmlformats.org/drawingml/2006/picture">
+                      <pic:pic xmlns:pic="http://schemas.openxmlformats.org/drawingml/2006/picture">
+                        <pic:nvPicPr>
+                          <pic:cNvPr id="0" name="" descr=""/>
+                          <pic:cNvPicPr>
+                            <a:picLocks noChangeAspect="1" noChangeArrowheads="1"/>
+                          </pic:cNvPicPr>
+                        </pic:nvPicPr>
+                        <pic:blipFill>
+                          <a:blip r:embed="rId14" cstate="none"/>
+                          <a:srcRect/>
+                          <a:stretch>
+                            <a:fillRect/>
+                          </a:stretch>
+                        </pic:blipFill>
+                        <pic:spPr bwMode="auto">
+                          <a:xfrm>
+                            <a:off x="0" y="0"/>
+                            <a:ext cx="1047750" cy="790575"/>
+                          </a:xfrm>
+                          <a:prstGeom prst="rect">
+                            <a:avLst/>
+                          </a:prstGeom>
+                        </pic:spPr>
+                      </pic:pic>
+                    </a:graphicData>
+                  </a:graphic>
+                </wp:inline>
+              </w:drawing>
+            </w:r>
+          </w:p>
+        </w:tc>
+        <w:tc>
+          <w:tcPr>
+            <w:tcW w:type="dxa" w:w="7560"/>
+            <w:tcMar>
+              <w:top w:type="dxa" w:w="100"/>
+              <w:left w:type="dxa" w:w="40"/>
+              <w:bottom w:type="dxa" w:w="100"/>
+              <w:right w:type="dxa" w:w="40"/>
+            </w:tcMar>
+            <w:vAlign w:val="center"/>
+          </w:tcPr>
+          <w:p>
+            <w:pPr>
+              <w:spacing w:after="50"/>
+            </w:pPr>
+            <w:r>
+              <w:rPr>
+                <w:b/>
+                <w:bCs/>
+                <w:color w:val="12355B"/>
+                <w:sz w:val="24"/>
+                <w:szCs w:val="24"/>
+              </w:rPr>
+              <w:t xml:space="preserve">Multi-step problem</w:t>
+            </w:r>
+            <w:r>
+              <w:rPr>
+                <w:i/>
+                <w:iCs/>
+                <w:color w:val="5F6F80"/>
+                <w:sz w:val="19"/>
+                <w:szCs w:val="19"/>
+              </w:rPr>
+              <w:t xml:space="preserve">   Problema de varios pasos</w:t>
+            </w:r>
+          </w:p>
+          <w:p>
+            <w:pPr>
+              <w:spacing w:after="40"/>
+            </w:pPr>
+            <w:r>
+              <w:rPr>
+                <w:sz w:val="21"/>
+                <w:szCs w:val="21"/>
+              </w:rPr>
+              <w:t xml:space="preserve">A problem that needs two or more operations done in order.</w:t>
+            </w:r>
+          </w:p>
+          <w:p>
+            <w:pPr>
+              <w:spacing w:after="0"/>
+            </w:pPr>
+            <w:r>
+              <w:rPr>
+                <w:b/>
+                <w:bCs/>
+                <w:color w:val="1FA6A2"/>
+                <w:sz w:val="18"/>
+                <w:szCs w:val="18"/>
+              </w:rPr>
+              <w:t xml:space="preserve">Example:  </w:t>
+            </w:r>
+            <w:r>
+              <w:rPr>
+                <w:i/>
+                <w:iCs/>
+                <w:color w:val="5F6F80"/>
+                <w:sz w:val="18"/>
+                <w:szCs w:val="18"/>
+              </w:rPr>
+              <w:t xml:space="preserve">Convert the unit, then multiply.</w:t>
+            </w:r>
+          </w:p>
+        </w:tc>
+      </w:tr>
+    </w:tbl>
+    <w:tbl>
+      <w:tblPr>
+        <w:tblW w:type="pct" w:w="100%"/>
+        <w:tblBorders>
+          <w:top w:val="none" w:color="FFFFFF" w:sz="0"/>
+          <w:left w:val="none" w:color="FFFFFF" w:sz="0"/>
+          <w:bottom w:val="single" w:color="C7D2DD" w:sz="4"/>
+          <w:right w:val="none" w:color="FFFFFF" w:sz="0"/>
+          <w:insideH w:val="none" w:color="FFFFFF" w:sz="0"/>
+          <w:insideV w:val="none" w:color="FFFFFF" w:sz="0"/>
+        </w:tblBorders>
+      </w:tblPr>
+      <w:tblGrid>
+        <w:gridCol w:w="1800"/>
+        <w:gridCol w:w="7560"/>
+      </w:tblGrid>
+      <w:tr>
+        <w:trPr>
+          <w:cantSplit/>
+        </w:trPr>
+        <w:tc>
+          <w:tcPr>
+            <w:tcW w:type="dxa" w:w="1800"/>
+            <w:tcMar>
+              <w:top w:type="dxa" w:w="100"/>
+              <w:left w:type="dxa" w:w="40"/>
+              <w:bottom w:type="dxa" w:w="100"/>
+              <w:right w:type="dxa" w:w="120"/>
+            </w:tcMar>
+            <w:vAlign w:val="center"/>
+          </w:tcPr>
+          <w:p>
+            <w:pPr>
+              <w:spacing w:after="0"/>
+              <w:jc w:val="center"/>
+            </w:pPr>
+            <w:r>
+              <w:drawing>
+                <wp:inline distT="0" distB="0" distL="0" distR="0">
+                  <wp:extent cx="1047750" cy="790575"/>
+                  <wp:effectExtent t="0" r="0" b="0" l="0"/>
+                  <wp:docPr id="1" name="" descr="" title=""/>
+                  <wp:cNvGraphicFramePr>
+                    <a:graphicFrameLocks xmlns:a="http://schemas.openxmlformats.org/drawingml/2006/main" noChangeAspect="1"/>
+                  </wp:cNvGraphicFramePr>
+                  <a:graphic xmlns:a="http://schemas.openxmlformats.org/drawingml/2006/main">
+                    <a:graphicData uri="http://schemas.openxmlformats.org/drawingml/2006/picture">
+                      <pic:pic xmlns:pic="http://schemas.openxmlformats.org/drawingml/2006/picture">
+                        <pic:nvPicPr>
+                          <pic:cNvPr id="0" name="" descr=""/>
+                          <pic:cNvPicPr>
+                            <a:picLocks noChangeAspect="1" noChangeArrowheads="1"/>
+                          </pic:cNvPicPr>
+                        </pic:nvPicPr>
+                        <pic:blipFill>
+                          <a:blip r:embed="rId15" cstate="none"/>
+                          <a:srcRect/>
+                          <a:stretch>
+                            <a:fillRect/>
+                          </a:stretch>
+                        </pic:blipFill>
+                        <pic:spPr bwMode="auto">
+                          <a:xfrm>
+                            <a:off x="0" y="0"/>
+                            <a:ext cx="1047750" cy="790575"/>
+                          </a:xfrm>
+                          <a:prstGeom prst="rect">
+                            <a:avLst/>
+                          </a:prstGeom>
+                        </pic:spPr>
+                      </pic:pic>
+                    </a:graphicData>
+                  </a:graphic>
+                </wp:inline>
+              </w:drawing>
+            </w:r>
+          </w:p>
+        </w:tc>
+        <w:tc>
+          <w:tcPr>
+            <w:tcW w:type="dxa" w:w="7560"/>
+            <w:tcMar>
+              <w:top w:type="dxa" w:w="100"/>
+              <w:left w:type="dxa" w:w="40"/>
+              <w:bottom w:type="dxa" w:w="100"/>
+              <w:right w:type="dxa" w:w="40"/>
+            </w:tcMar>
+            <w:vAlign w:val="center"/>
+          </w:tcPr>
+          <w:p>
+            <w:pPr>
+              <w:spacing w:after="50"/>
+            </w:pPr>
+            <w:r>
+              <w:rPr>
+                <w:b/>
+                <w:bCs/>
+                <w:color w:val="12355B"/>
+                <w:sz w:val="24"/>
+                <w:szCs w:val="24"/>
+              </w:rPr>
+              <w:t xml:space="preserve">Dose</w:t>
+            </w:r>
+            <w:r>
+              <w:rPr>
+                <w:i/>
+                <w:iCs/>
+                <w:color w:val="5F6F80"/>
+                <w:sz w:val="19"/>
+                <w:szCs w:val="19"/>
+              </w:rPr>
+              <w:t xml:space="preserve">   Dosis</w:t>
+            </w:r>
+          </w:p>
+          <w:p>
+            <w:pPr>
+              <w:spacing w:after="40"/>
+            </w:pPr>
+            <w:r>
+              <w:rPr>
+                <w:sz w:val="21"/>
+                <w:szCs w:val="21"/>
+              </w:rPr>
+              <w:t xml:space="preserve">The amount of medicine a patient should get.</w:t>
+            </w:r>
+          </w:p>
+          <w:p>
+            <w:pPr>
+              <w:spacing w:after="0"/>
+            </w:pPr>
+            <w:r>
+              <w:rPr>
+                <w:b/>
+                <w:bCs/>
+                <w:color w:val="1FA6A2"/>
+                <w:sz w:val="18"/>
+                <w:szCs w:val="18"/>
+              </w:rPr>
+              <w:t xml:space="preserve">Example:  </w:t>
+            </w:r>
+            <w:r>
+              <w:rPr>
+                <w:i/>
+                <w:iCs/>
+                <w:color w:val="5F6F80"/>
+                <w:sz w:val="18"/>
+                <w:szCs w:val="18"/>
+              </w:rPr>
+              <w:t xml:space="preserve">120 mg</w:t>
+            </w:r>
+          </w:p>
+        </w:tc>
+      </w:tr>
+    </w:tbl>
     <w:p>
       <w:pPr>
         <w:pStyle w:val="Heading1"/>
@@ -1279,7 +1741,7 @@
                 <w:sz w:val="21"/>
                 <w:szCs w:val="21"/>
               </w:rPr>
-              <w:t xml:space="preserve">Convert Measurements Between Systems      •      Conversion factor      •      Customary system      •      Metric system      •      Approximately      •      Ratio table</w:t>
+              <w:t xml:space="preserve">Convert Measurements Between Systems      •      Conversion factor      •      Customary system      •      Metric system      •      Approximately      •      Ratio table      •      Reasonableness      •      Multi-step problem      •      Dose</w:t>
             </w:r>
           </w:p>
         </w:tc>
@@ -1527,6 +1989,117 @@
           <w:szCs w:val="22"/>
         </w:rPr>
         <w:t xml:space="preserve"> </w:t>
+      </w:r>
+      <w:r>
+        <w:rPr>
+          <w:sz w:val="22"/>
+          <w:szCs w:val="22"/>
+        </w:rPr>
+        <w:t xml:space="preserve">________________</w:t>
+      </w:r>
+      <w:r>
+        <w:rPr>
+          <w:sz w:val="22"/>
+          <w:szCs w:val="22"/>
+        </w:rPr>
+        <w:t xml:space="preserve">.</w:t>
+      </w:r>
+    </w:p>
+    <w:p>
+      <w:pPr>
+        <w:keepLines/>
+        <w:spacing w:after="260" w:before="200"/>
+      </w:pPr>
+      <w:r>
+        <w:rPr>
+          <w:b/>
+          <w:bCs/>
+          <w:color w:val="12355B"/>
+          <w:sz w:val="22"/>
+          <w:szCs w:val="22"/>
+        </w:rPr>
+        <w:t xml:space="preserve">7.  </w:t>
+      </w:r>
+      <w:r>
+        <w:rPr>
+          <w:sz w:val="22"/>
+          <w:szCs w:val="22"/>
+        </w:rPr>
+        <w:t xml:space="preserve">Checking that an answer's size makes sense is checking its </w:t>
+      </w:r>
+      <w:r>
+        <w:rPr>
+          <w:sz w:val="22"/>
+          <w:szCs w:val="22"/>
+        </w:rPr>
+        <w:t xml:space="preserve">________________</w:t>
+      </w:r>
+      <w:r>
+        <w:rPr>
+          <w:sz w:val="22"/>
+          <w:szCs w:val="22"/>
+        </w:rPr>
+        <w:t xml:space="preserve">.</w:t>
+      </w:r>
+    </w:p>
+    <w:p>
+      <w:pPr>
+        <w:keepLines/>
+        <w:spacing w:after="260" w:before="200"/>
+      </w:pPr>
+      <w:r>
+        <w:rPr>
+          <w:b/>
+          <w:bCs/>
+          <w:color w:val="12355B"/>
+          <w:sz w:val="22"/>
+          <w:szCs w:val="22"/>
+        </w:rPr>
+        <w:t xml:space="preserve">8.  </w:t>
+      </w:r>
+      <w:r>
+        <w:rPr>
+          <w:sz w:val="22"/>
+          <w:szCs w:val="22"/>
+        </w:rPr>
+        <w:t xml:space="preserve">A problem that needs two or more operations in order is a </w:t>
+      </w:r>
+      <w:r>
+        <w:rPr>
+          <w:sz w:val="22"/>
+          <w:szCs w:val="22"/>
+        </w:rPr>
+        <w:t xml:space="preserve">________________</w:t>
+      </w:r>
+      <w:r>
+        <w:rPr>
+          <w:sz w:val="22"/>
+          <w:szCs w:val="22"/>
+        </w:rPr>
+        <w:t xml:space="preserve">.</w:t>
+      </w:r>
+    </w:p>
+    <w:p>
+      <w:pPr>
+        <w:keepLines/>
+        <w:spacing w:after="260" w:before="200"/>
+      </w:pPr>
+      <w:r>
+        <w:rPr>
+          <w:b/>
+          <w:bCs/>
+          <w:color w:val="12355B"/>
+          <w:sz w:val="22"/>
+          <w:szCs w:val="22"/>
+        </w:rPr>
+        <w:t xml:space="preserve">9.  </w:t>
+      </w:r>
+      <w:r>
+        <w:rPr>
+          <w:sz w:val="22"/>
+          <w:szCs w:val="22"/>
+        </w:rPr>
+        <w:t xml:space="preserve">The amount of medicine a patient should get is the </w:t>
       </w:r>
       <w:r>
         <w:rPr>
@@ -3547,7 +4120,7 @@
           <w:sz w:val="20"/>
           <w:szCs w:val="20"/>
         </w:rPr>
-        <w:t xml:space="preserve">A)  Miles and kilometers</w:t>
+        <w:t xml:space="preserve">A)  Inches and feet</w:t>
       </w:r>
     </w:p>
     <w:p>
@@ -3560,7 +4133,7 @@
           <w:sz w:val="20"/>
           <w:szCs w:val="20"/>
         </w:rPr>
-        <w:t xml:space="preserve">B)  Inches and feet</w:t>
+        <w:t xml:space="preserve">B)  Cups and quarts</w:t>
       </w:r>
     </w:p>
     <w:p>
@@ -3573,7 +4146,7 @@
           <w:sz w:val="20"/>
           <w:szCs w:val="20"/>
         </w:rPr>
-        <w:t xml:space="preserve">C)  Cups and quarts</w:t>
+        <w:t xml:space="preserve">C)  Grams and kilograms</w:t>
       </w:r>
     </w:p>
     <w:p>
@@ -3586,7 +4159,7 @@
           <w:sz w:val="20"/>
           <w:szCs w:val="20"/>
         </w:rPr>
-        <w:t xml:space="preserve">D)  Grams and kilograms</w:t>
+        <w:t xml:space="preserve">D)  Miles and kilometers</w:t>
       </w:r>
     </w:p>
     <w:p>
@@ -3677,7 +4250,7 @@
           <w:sz w:val="20"/>
           <w:szCs w:val="20"/>
         </w:rPr>
-        <w:t xml:space="preserve">A)  About 48 miles</w:t>
+        <w:t xml:space="preserve">A)  About 8 miles</w:t>
       </w:r>
     </w:p>
     <w:p>
@@ -3690,7 +4263,7 @@
           <w:sz w:val="20"/>
           <w:szCs w:val="20"/>
         </w:rPr>
-        <w:t xml:space="preserve">B)  About 80 miles</w:t>
+        <w:t xml:space="preserve">B)  About 48 miles</w:t>
       </w:r>
     </w:p>
     <w:p>
@@ -3703,7 +4276,7 @@
           <w:sz w:val="20"/>
           <w:szCs w:val="20"/>
         </w:rPr>
-        <w:t xml:space="preserve">C)  About 133 miles</w:t>
+        <w:t xml:space="preserve">C)  About 80 miles</w:t>
       </w:r>
     </w:p>
     <w:p>
@@ -3716,7 +4289,7 @@
           <w:sz w:val="20"/>
           <w:szCs w:val="20"/>
         </w:rPr>
-        <w:t xml:space="preserve">D)  About 8 miles</w:t>
+        <w:t xml:space="preserve">D)  About 133 miles</w:t>
       </w:r>
     </w:p>
     <w:p>
@@ -3840,7 +4413,7 @@
           <w:sz w:val="21"/>
           <w:szCs w:val="21"/>
         </w:rPr>
-        <w:t xml:space="preserve">A)  Slower — 100 km/h is about 60 mi/h</w:t>
+        <w:t xml:space="preserve">A)  Faster — 100 km/h is about 160 mi/h</w:t>
       </w:r>
     </w:p>
     <w:p>
@@ -3853,7 +4426,7 @@
           <w:sz w:val="21"/>
           <w:szCs w:val="21"/>
         </w:rPr>
-        <w:t xml:space="preserve">B)  Faster — 100 km/h is about 160 mi/h</w:t>
+        <w:t xml:space="preserve">B)  The same, because both numbers are 100</w:t>
       </w:r>
     </w:p>
     <w:p>
@@ -3866,7 +4439,7 @@
           <w:sz w:val="21"/>
           <w:szCs w:val="21"/>
         </w:rPr>
-        <w:t xml:space="preserve">C)  The same, because both numbers are 100</w:t>
+        <w:t xml:space="preserve">C)  Slower — 100 km/h is about 60 mi/h</w:t>
       </w:r>
     </w:p>
     <w:p>

--- a/lessons/3-7/downloads/3-7-notes-l1.docx
+++ b/lessons/3-7/downloads/3-7-notes-l1.docx
@@ -14,7 +14,7 @@
           <w:sz w:val="18"/>
           <w:szCs w:val="18"/>
         </w:rPr>
-        <w:t xml:space="preserve">UNIT 3  ·  LESSON 7      STANDARD 6.AT.3</w:t>
+        <w:t xml:space="preserve">UNIT 3  ·  LESSON 7      STANDARD 6.AT.3C</w:t>
       </w:r>
     </w:p>
     <w:p>
@@ -264,49 +264,269 @@
           <w:sz w:val="19"/>
           <w:szCs w:val="19"/>
         </w:rPr>
-        <w:t xml:space="preserve">Look at the picture, read the word, then read what it means.</w:t>
+        <w:t xml:space="preserve">Review each concept term, definition, non-example, and visual clue.</w:t>
       </w:r>
     </w:p>
     <w:tbl>
       <w:tblPr>
-        <w:tblW w:type="pct" w:w="100%"/>
+        <w:tblW w:type="dxa" w:w="9360"/>
         <w:tblBorders>
-          <w:top w:val="none" w:color="FFFFFF" w:sz="0"/>
-          <w:left w:val="none" w:color="FFFFFF" w:sz="0"/>
-          <w:bottom w:val="single" w:color="C7D2DD" w:sz="4"/>
-          <w:right w:val="none" w:color="FFFFFF" w:sz="0"/>
-          <w:insideH w:val="none" w:color="FFFFFF" w:sz="0"/>
-          <w:insideV w:val="none" w:color="FFFFFF" w:sz="0"/>
+          <w:top w:val="single" w:color="C7D2DD" w:sz="6"/>
+          <w:left w:val="single" w:color="C7D2DD" w:sz="6"/>
+          <w:bottom w:val="single" w:color="C7D2DD" w:sz="6"/>
+          <w:right w:val="single" w:color="C7D2DD" w:sz="6"/>
+          <w:insideH w:val="single" w:color="C7D2DD" w:sz="6"/>
+          <w:insideV w:val="single" w:color="C7D2DD" w:sz="6"/>
         </w:tblBorders>
       </w:tblPr>
       <w:tblGrid>
         <w:gridCol w:w="1800"/>
-        <w:gridCol w:w="7560"/>
+        <w:gridCol w:w="3160"/>
+        <w:gridCol w:w="2200"/>
+        <w:gridCol w:w="2200"/>
       </w:tblGrid>
       <w:tr>
         <w:trPr>
           <w:cantSplit/>
+          <w:tblHeader/>
         </w:trPr>
         <w:tc>
           <w:tcPr>
             <w:tcW w:type="dxa" w:w="1800"/>
-            <w:tcMar>
-              <w:top w:type="dxa" w:w="100"/>
-              <w:left w:type="dxa" w:w="40"/>
-              <w:bottom w:type="dxa" w:w="100"/>
-              <w:right w:type="dxa" w:w="120"/>
-            </w:tcMar>
-            <w:vAlign w:val="center"/>
+            <w:shd w:fill="EEF4F8" w:color="auto" w:val="clear"/>
+            <w:tcMar>
+              <w:top w:type="dxa" w:w="80"/>
+              <w:left w:type="dxa" w:w="100"/>
+              <w:bottom w:type="dxa" w:w="80"/>
+              <w:right w:type="dxa" w:w="100"/>
+            </w:tcMar>
           </w:tcPr>
           <w:p>
             <w:pPr>
               <w:spacing w:after="0"/>
+            </w:pPr>
+            <w:r>
+              <w:rPr>
+                <w:b/>
+                <w:bCs/>
+                <w:color w:val="12355B"/>
+                <w:sz w:val="19"/>
+                <w:szCs w:val="19"/>
+              </w:rPr>
+              <w:t xml:space="preserve">Concept Term</w:t>
+            </w:r>
+          </w:p>
+        </w:tc>
+        <w:tc>
+          <w:tcPr>
+            <w:tcW w:type="dxa" w:w="3160"/>
+            <w:shd w:fill="EEF4F8" w:color="auto" w:val="clear"/>
+            <w:tcMar>
+              <w:top w:type="dxa" w:w="80"/>
+              <w:left w:type="dxa" w:w="100"/>
+              <w:bottom w:type="dxa" w:w="80"/>
+              <w:right w:type="dxa" w:w="100"/>
+            </w:tcMar>
+          </w:tcPr>
+          <w:p>
+            <w:pPr>
+              <w:spacing w:after="0"/>
+            </w:pPr>
+            <w:r>
+              <w:rPr>
+                <w:b/>
+                <w:bCs/>
+                <w:color w:val="12355B"/>
+                <w:sz w:val="19"/>
+                <w:szCs w:val="19"/>
+              </w:rPr>
+              <w:t xml:space="preserve">Student-Friendly Definition</w:t>
+            </w:r>
+          </w:p>
+        </w:tc>
+        <w:tc>
+          <w:tcPr>
+            <w:tcW w:type="dxa" w:w="2200"/>
+            <w:shd w:fill="EEF4F8" w:color="auto" w:val="clear"/>
+            <w:tcMar>
+              <w:top w:type="dxa" w:w="80"/>
+              <w:left w:type="dxa" w:w="100"/>
+              <w:bottom w:type="dxa" w:w="80"/>
+              <w:right w:type="dxa" w:w="100"/>
+            </w:tcMar>
+          </w:tcPr>
+          <w:p>
+            <w:pPr>
+              <w:spacing w:after="0"/>
+            </w:pPr>
+            <w:r>
+              <w:rPr>
+                <w:b/>
+                <w:bCs/>
+                <w:color w:val="12355B"/>
+                <w:sz w:val="19"/>
+                <w:szCs w:val="19"/>
+              </w:rPr>
+              <w:t xml:space="preserve">Non-Example</w:t>
+            </w:r>
+          </w:p>
+        </w:tc>
+        <w:tc>
+          <w:tcPr>
+            <w:tcW w:type="dxa" w:w="2200"/>
+            <w:shd w:fill="EEF4F8" w:color="auto" w:val="clear"/>
+            <w:tcMar>
+              <w:top w:type="dxa" w:w="80"/>
+              <w:left w:type="dxa" w:w="100"/>
+              <w:bottom w:type="dxa" w:w="80"/>
+              <w:right w:type="dxa" w:w="100"/>
+            </w:tcMar>
+          </w:tcPr>
+          <w:p>
+            <w:pPr>
+              <w:spacing w:after="0"/>
+            </w:pPr>
+            <w:r>
+              <w:rPr>
+                <w:b/>
+                <w:bCs/>
+                <w:color w:val="12355B"/>
+                <w:sz w:val="19"/>
+                <w:szCs w:val="19"/>
+              </w:rPr>
+              <w:t xml:space="preserve">Visual Clue</w:t>
+            </w:r>
+          </w:p>
+        </w:tc>
+      </w:tr>
+      <w:tr>
+        <w:trPr>
+          <w:cantSplit/>
+        </w:trPr>
+        <w:tc>
+          <w:tcPr>
+            <w:tcW w:type="dxa" w:w="1800"/>
+            <w:tcMar>
+              <w:top w:type="dxa" w:w="80"/>
+              <w:left w:type="dxa" w:w="100"/>
+              <w:bottom w:type="dxa" w:w="80"/>
+              <w:right w:type="dxa" w:w="100"/>
+            </w:tcMar>
+            <w:vAlign w:val="top"/>
+          </w:tcPr>
+          <w:p>
+            <w:pPr>
+              <w:spacing w:after="30"/>
+            </w:pPr>
+            <w:r>
+              <w:rPr>
+                <w:b/>
+                <w:bCs/>
+                <w:color w:val="12355B"/>
+                <w:sz w:val="21"/>
+                <w:szCs w:val="21"/>
+              </w:rPr>
+              <w:t xml:space="preserve">Convert Measurements Between Systems</w:t>
+            </w:r>
+          </w:p>
+          <w:p>
+            <w:pPr>
+              <w:spacing w:after="0"/>
+            </w:pPr>
+            <w:r>
+              <w:rPr>
+                <w:i/>
+                <w:iCs/>
+                <w:color w:val="5F6F80"/>
+                <w:sz w:val="18"/>
+                <w:szCs w:val="18"/>
+              </w:rPr>
+              <w:t xml:space="preserve">Convertir medidas entre sistemas</w:t>
+            </w:r>
+          </w:p>
+        </w:tc>
+        <w:tc>
+          <w:tcPr>
+            <w:tcW w:type="dxa" w:w="3160"/>
+            <w:tcMar>
+              <w:top w:type="dxa" w:w="80"/>
+              <w:left w:type="dxa" w:w="100"/>
+              <w:bottom w:type="dxa" w:w="80"/>
+              <w:right w:type="dxa" w:w="100"/>
+            </w:tcMar>
+            <w:vAlign w:val="top"/>
+          </w:tcPr>
+          <w:p>
+            <w:pPr>
+              <w:spacing w:after="0"/>
+            </w:pPr>
+            <w:r>
+              <w:rPr>
+                <w:sz w:val="20"/>
+                <w:szCs w:val="20"/>
+              </w:rPr>
+              <w:t xml:space="preserve">Rewriting a customary measurement as a metric one, or the reverse, so two amounts can be compared.</w:t>
+            </w:r>
+          </w:p>
+        </w:tc>
+        <w:tc>
+          <w:tcPr>
+            <w:tcW w:type="dxa" w:w="2200"/>
+            <w:tcMar>
+              <w:top w:type="dxa" w:w="80"/>
+              <w:left w:type="dxa" w:w="100"/>
+              <w:bottom w:type="dxa" w:w="80"/>
+              <w:right w:type="dxa" w:w="100"/>
+            </w:tcMar>
+            <w:vAlign w:val="top"/>
+          </w:tcPr>
+          <w:p>
+            <w:pPr>
+              <w:spacing w:after="40"/>
+            </w:pPr>
+            <w:r>
+              <w:rPr>
+                <w:i/>
+                <w:iCs/>
+                <w:color w:val="5F6F80"/>
+                <w:sz w:val="19"/>
+                <w:szCs w:val="19"/>
+              </w:rPr>
+              <w:t xml:space="preserve">Not Convert Measurements Between Systems: write a counter-example that breaks the definition.</w:t>
+            </w:r>
+          </w:p>
+          <w:p>
+            <w:pPr>
+              <w:pBdr>
+                <w:bottom w:val="single" w:color="AFBECC" w:sz="6"/>
+              </w:pBdr>
+              <w:spacing w:after="30" w:before="150"/>
+            </w:pPr>
+            <w:r>
+              <w:t xml:space="preserve"/>
+            </w:r>
+          </w:p>
+        </w:tc>
+        <w:tc>
+          <w:tcPr>
+            <w:tcW w:type="dxa" w:w="2200"/>
+            <w:tcMar>
+              <w:top w:type="dxa" w:w="80"/>
+              <w:left w:type="dxa" w:w="100"/>
+              <w:bottom w:type="dxa" w:w="80"/>
+              <w:right w:type="dxa" w:w="100"/>
+            </w:tcMar>
+            <w:vAlign w:val="top"/>
+          </w:tcPr>
+          <w:p>
+            <w:pPr>
+              <w:spacing w:after="40"/>
               <w:jc w:val="center"/>
             </w:pPr>
             <w:r>
               <w:drawing>
                 <wp:inline distT="0" distB="0" distL="0" distR="0">
-                  <wp:extent cx="1047750" cy="790575"/>
+                  <wp:extent cx="876300" cy="657225"/>
                   <wp:effectExtent t="0" r="0" b="0" l="0"/>
                   <wp:docPr id="1" name="" descr="" title=""/>
                   <wp:cNvGraphicFramePr>
@@ -331,7 +551,7 @@
                         <pic:spPr bwMode="auto">
                           <a:xfrm>
                             <a:off x="0" y="0"/>
-                            <a:ext cx="1047750" cy="790575"/>
+                            <a:ext cx="876300" cy="657225"/>
                           </a:xfrm>
                           <a:prstGeom prst="rect">
                             <a:avLst/>
@@ -344,32 +564,108 @@
               </w:drawing>
             </w:r>
           </w:p>
-        </w:tc>
-        <w:tc>
-          <w:tcPr>
-            <w:tcW w:type="dxa" w:w="7560"/>
-            <w:tcMar>
-              <w:top w:type="dxa" w:w="100"/>
-              <w:left w:type="dxa" w:w="40"/>
-              <w:bottom w:type="dxa" w:w="100"/>
-              <w:right w:type="dxa" w:w="40"/>
-            </w:tcMar>
-            <w:vAlign w:val="center"/>
-          </w:tcPr>
-          <w:p>
-            <w:pPr>
-              <w:spacing w:after="50"/>
+          <w:p>
+            <w:pPr>
+              <w:spacing w:after="0"/>
+            </w:pPr>
+            <w:r>
+              <w:rPr>
+                <w:i/>
+                <w:iCs/>
+                <w:color w:val="5F6F80"/>
+                <w:sz w:val="18"/>
+                <w:szCs w:val="18"/>
+              </w:rPr>
+              <w:t xml:space="preserve">100 kilometers ≈ 60 miles</w:t>
+            </w:r>
+          </w:p>
+        </w:tc>
+      </w:tr>
+      <w:tr>
+        <w:trPr>
+          <w:cantSplit/>
+        </w:trPr>
+        <w:tc>
+          <w:tcPr>
+            <w:tcW w:type="dxa" w:w="1800"/>
+            <w:tcMar>
+              <w:top w:type="dxa" w:w="80"/>
+              <w:left w:type="dxa" w:w="100"/>
+              <w:bottom w:type="dxa" w:w="80"/>
+              <w:right w:type="dxa" w:w="100"/>
+            </w:tcMar>
+            <w:vAlign w:val="top"/>
+          </w:tcPr>
+          <w:p>
+            <w:pPr>
+              <w:spacing w:after="30"/>
             </w:pPr>
             <w:r>
               <w:rPr>
                 <w:b/>
                 <w:bCs/>
                 <w:color w:val="12355B"/>
-                <w:sz w:val="24"/>
-                <w:szCs w:val="24"/>
-              </w:rPr>
-              <w:t xml:space="preserve">Convert Measurements Between Systems</w:t>
-            </w:r>
+                <w:sz w:val="21"/>
+                <w:szCs w:val="21"/>
+              </w:rPr>
+              <w:t xml:space="preserve">Conversion factor</w:t>
+            </w:r>
+          </w:p>
+          <w:p>
+            <w:pPr>
+              <w:spacing w:after="0"/>
+            </w:pPr>
+            <w:r>
+              <w:rPr>
+                <w:i/>
+                <w:iCs/>
+                <w:color w:val="5F6F80"/>
+                <w:sz w:val="18"/>
+                <w:szCs w:val="18"/>
+              </w:rPr>
+              <w:t xml:space="preserve">Factor de conversión</w:t>
+            </w:r>
+          </w:p>
+        </w:tc>
+        <w:tc>
+          <w:tcPr>
+            <w:tcW w:type="dxa" w:w="3160"/>
+            <w:tcMar>
+              <w:top w:type="dxa" w:w="80"/>
+              <w:left w:type="dxa" w:w="100"/>
+              <w:bottom w:type="dxa" w:w="80"/>
+              <w:right w:type="dxa" w:w="100"/>
+            </w:tcMar>
+            <w:vAlign w:val="top"/>
+          </w:tcPr>
+          <w:p>
+            <w:pPr>
+              <w:spacing w:after="0"/>
+            </w:pPr>
+            <w:r>
+              <w:rPr>
+                <w:sz w:val="20"/>
+                <w:szCs w:val="20"/>
+              </w:rPr>
+              <w:t xml:space="preserve">The ratio that links a unit in one system to a unit in the other, such as 1 mile to about 1.609 kilometers.</w:t>
+            </w:r>
+          </w:p>
+        </w:tc>
+        <w:tc>
+          <w:tcPr>
+            <w:tcW w:type="dxa" w:w="2200"/>
+            <w:tcMar>
+              <w:top w:type="dxa" w:w="80"/>
+              <w:left w:type="dxa" w:w="100"/>
+              <w:bottom w:type="dxa" w:w="80"/>
+              <w:right w:type="dxa" w:w="100"/>
+            </w:tcMar>
+            <w:vAlign w:val="top"/>
+          </w:tcPr>
+          <w:p>
+            <w:pPr>
+              <w:spacing w:after="40"/>
+            </w:pPr>
             <w:r>
               <w:rPr>
                 <w:i/>
@@ -378,89 +674,41 @@
                 <w:sz w:val="19"/>
                 <w:szCs w:val="19"/>
               </w:rPr>
-              <w:t xml:space="preserve">   Convertir medidas entre sistemas</w:t>
-            </w:r>
-          </w:p>
+              <w:t xml:space="preserve">Not Conversion factor: write a counter-example that breaks the definition.</w:t>
+            </w:r>
+          </w:p>
+          <w:p>
+            <w:pPr>
+              <w:pBdr>
+                <w:bottom w:val="single" w:color="AFBECC" w:sz="6"/>
+              </w:pBdr>
+              <w:spacing w:after="30" w:before="150"/>
+            </w:pPr>
+            <w:r>
+              <w:t xml:space="preserve"/>
+            </w:r>
+          </w:p>
+        </w:tc>
+        <w:tc>
+          <w:tcPr>
+            <w:tcW w:type="dxa" w:w="2200"/>
+            <w:tcMar>
+              <w:top w:type="dxa" w:w="80"/>
+              <w:left w:type="dxa" w:w="100"/>
+              <w:bottom w:type="dxa" w:w="80"/>
+              <w:right w:type="dxa" w:w="100"/>
+            </w:tcMar>
+            <w:vAlign w:val="top"/>
+          </w:tcPr>
           <w:p>
             <w:pPr>
               <w:spacing w:after="40"/>
-            </w:pPr>
-            <w:r>
-              <w:rPr>
-                <w:sz w:val="21"/>
-                <w:szCs w:val="21"/>
-              </w:rPr>
-              <w:t xml:space="preserve">Rewriting a customary measurement as a metric one, or the reverse, so two amounts can be compared.</w:t>
-            </w:r>
-          </w:p>
-          <w:p>
-            <w:pPr>
-              <w:spacing w:after="0"/>
-            </w:pPr>
-            <w:r>
-              <w:rPr>
-                <w:b/>
-                <w:bCs/>
-                <w:color w:val="1FA6A2"/>
-                <w:sz w:val="18"/>
-                <w:szCs w:val="18"/>
-              </w:rPr>
-              <w:t xml:space="preserve">Example:  </w:t>
-            </w:r>
-            <w:r>
-              <w:rPr>
-                <w:i/>
-                <w:iCs/>
-                <w:color w:val="5F6F80"/>
-                <w:sz w:val="18"/>
-                <w:szCs w:val="18"/>
-              </w:rPr>
-              <w:t xml:space="preserve">100 kilometers ≈ 60 miles</w:t>
-            </w:r>
-          </w:p>
-        </w:tc>
-      </w:tr>
-    </w:tbl>
-    <w:tbl>
-      <w:tblPr>
-        <w:tblW w:type="pct" w:w="100%"/>
-        <w:tblBorders>
-          <w:top w:val="none" w:color="FFFFFF" w:sz="0"/>
-          <w:left w:val="none" w:color="FFFFFF" w:sz="0"/>
-          <w:bottom w:val="single" w:color="C7D2DD" w:sz="4"/>
-          <w:right w:val="none" w:color="FFFFFF" w:sz="0"/>
-          <w:insideH w:val="none" w:color="FFFFFF" w:sz="0"/>
-          <w:insideV w:val="none" w:color="FFFFFF" w:sz="0"/>
-        </w:tblBorders>
-      </w:tblPr>
-      <w:tblGrid>
-        <w:gridCol w:w="1800"/>
-        <w:gridCol w:w="7560"/>
-      </w:tblGrid>
-      <w:tr>
-        <w:trPr>
-          <w:cantSplit/>
-        </w:trPr>
-        <w:tc>
-          <w:tcPr>
-            <w:tcW w:type="dxa" w:w="1800"/>
-            <w:tcMar>
-              <w:top w:type="dxa" w:w="100"/>
-              <w:left w:type="dxa" w:w="40"/>
-              <w:bottom w:type="dxa" w:w="100"/>
-              <w:right w:type="dxa" w:w="120"/>
-            </w:tcMar>
-            <w:vAlign w:val="center"/>
-          </w:tcPr>
-          <w:p>
-            <w:pPr>
-              <w:spacing w:after="0"/>
               <w:jc w:val="center"/>
             </w:pPr>
             <w:r>
               <w:drawing>
                 <wp:inline distT="0" distB="0" distL="0" distR="0">
-                  <wp:extent cx="1047750" cy="790575"/>
+                  <wp:extent cx="876300" cy="657225"/>
                   <wp:effectExtent t="0" r="0" b="0" l="0"/>
                   <wp:docPr id="1" name="" descr="" title=""/>
                   <wp:cNvGraphicFramePr>
@@ -485,7 +733,7 @@
                         <pic:spPr bwMode="auto">
                           <a:xfrm>
                             <a:off x="0" y="0"/>
-                            <a:ext cx="1047750" cy="790575"/>
+                            <a:ext cx="876300" cy="657225"/>
                           </a:xfrm>
                           <a:prstGeom prst="rect">
                             <a:avLst/>
@@ -498,32 +746,108 @@
               </w:drawing>
             </w:r>
           </w:p>
-        </w:tc>
-        <w:tc>
-          <w:tcPr>
-            <w:tcW w:type="dxa" w:w="7560"/>
-            <w:tcMar>
-              <w:top w:type="dxa" w:w="100"/>
-              <w:left w:type="dxa" w:w="40"/>
-              <w:bottom w:type="dxa" w:w="100"/>
-              <w:right w:type="dxa" w:w="40"/>
-            </w:tcMar>
-            <w:vAlign w:val="center"/>
-          </w:tcPr>
-          <w:p>
-            <w:pPr>
-              <w:spacing w:after="50"/>
+          <w:p>
+            <w:pPr>
+              <w:spacing w:after="0"/>
+            </w:pPr>
+            <w:r>
+              <w:rPr>
+                <w:i/>
+                <w:iCs/>
+                <w:color w:val="5F6F80"/>
+                <w:sz w:val="18"/>
+                <w:szCs w:val="18"/>
+              </w:rPr>
+              <w:t xml:space="preserve">1 lb ≈ 0.45 kg · 1 in = 2.54 cm</w:t>
+            </w:r>
+          </w:p>
+        </w:tc>
+      </w:tr>
+      <w:tr>
+        <w:trPr>
+          <w:cantSplit/>
+        </w:trPr>
+        <w:tc>
+          <w:tcPr>
+            <w:tcW w:type="dxa" w:w="1800"/>
+            <w:tcMar>
+              <w:top w:type="dxa" w:w="80"/>
+              <w:left w:type="dxa" w:w="100"/>
+              <w:bottom w:type="dxa" w:w="80"/>
+              <w:right w:type="dxa" w:w="100"/>
+            </w:tcMar>
+            <w:vAlign w:val="top"/>
+          </w:tcPr>
+          <w:p>
+            <w:pPr>
+              <w:spacing w:after="30"/>
             </w:pPr>
             <w:r>
               <w:rPr>
                 <w:b/>
                 <w:bCs/>
                 <w:color w:val="12355B"/>
-                <w:sz w:val="24"/>
-                <w:szCs w:val="24"/>
-              </w:rPr>
-              <w:t xml:space="preserve">Conversion factor</w:t>
-            </w:r>
+                <w:sz w:val="21"/>
+                <w:szCs w:val="21"/>
+              </w:rPr>
+              <w:t xml:space="preserve">Customary system</w:t>
+            </w:r>
+          </w:p>
+          <w:p>
+            <w:pPr>
+              <w:spacing w:after="0"/>
+            </w:pPr>
+            <w:r>
+              <w:rPr>
+                <w:i/>
+                <w:iCs/>
+                <w:color w:val="5F6F80"/>
+                <w:sz w:val="18"/>
+                <w:szCs w:val="18"/>
+              </w:rPr>
+              <w:t xml:space="preserve">Sistema usual</w:t>
+            </w:r>
+          </w:p>
+        </w:tc>
+        <w:tc>
+          <w:tcPr>
+            <w:tcW w:type="dxa" w:w="3160"/>
+            <w:tcMar>
+              <w:top w:type="dxa" w:w="80"/>
+              <w:left w:type="dxa" w:w="100"/>
+              <w:bottom w:type="dxa" w:w="80"/>
+              <w:right w:type="dxa" w:w="100"/>
+            </w:tcMar>
+            <w:vAlign w:val="top"/>
+          </w:tcPr>
+          <w:p>
+            <w:pPr>
+              <w:spacing w:after="0"/>
+            </w:pPr>
+            <w:r>
+              <w:rPr>
+                <w:sz w:val="20"/>
+                <w:szCs w:val="20"/>
+              </w:rPr>
+              <w:t xml:space="preserve">The measurement system used in the United States: inches, feet, miles, ounces, pounds, cups, quarts, gallons.</w:t>
+            </w:r>
+          </w:p>
+        </w:tc>
+        <w:tc>
+          <w:tcPr>
+            <w:tcW w:type="dxa" w:w="2200"/>
+            <w:tcMar>
+              <w:top w:type="dxa" w:w="80"/>
+              <w:left w:type="dxa" w:w="100"/>
+              <w:bottom w:type="dxa" w:w="80"/>
+              <w:right w:type="dxa" w:w="100"/>
+            </w:tcMar>
+            <w:vAlign w:val="top"/>
+          </w:tcPr>
+          <w:p>
+            <w:pPr>
+              <w:spacing w:after="40"/>
+            </w:pPr>
             <w:r>
               <w:rPr>
                 <w:i/>
@@ -532,89 +856,41 @@
                 <w:sz w:val="19"/>
                 <w:szCs w:val="19"/>
               </w:rPr>
-              <w:t xml:space="preserve">   Factor de conversión</w:t>
-            </w:r>
-          </w:p>
+              <w:t xml:space="preserve">Not Customary system: write a counter-example that breaks the definition.</w:t>
+            </w:r>
+          </w:p>
+          <w:p>
+            <w:pPr>
+              <w:pBdr>
+                <w:bottom w:val="single" w:color="AFBECC" w:sz="6"/>
+              </w:pBdr>
+              <w:spacing w:after="30" w:before="150"/>
+            </w:pPr>
+            <w:r>
+              <w:t xml:space="preserve"/>
+            </w:r>
+          </w:p>
+        </w:tc>
+        <w:tc>
+          <w:tcPr>
+            <w:tcW w:type="dxa" w:w="2200"/>
+            <w:tcMar>
+              <w:top w:type="dxa" w:w="80"/>
+              <w:left w:type="dxa" w:w="100"/>
+              <w:bottom w:type="dxa" w:w="80"/>
+              <w:right w:type="dxa" w:w="100"/>
+            </w:tcMar>
+            <w:vAlign w:val="top"/>
+          </w:tcPr>
           <w:p>
             <w:pPr>
               <w:spacing w:after="40"/>
-            </w:pPr>
-            <w:r>
-              <w:rPr>
-                <w:sz w:val="21"/>
-                <w:szCs w:val="21"/>
-              </w:rPr>
-              <w:t xml:space="preserve">The ratio that links a unit in one system to a unit in the other, such as 1 mile to about 1.609 kilometers.</w:t>
-            </w:r>
-          </w:p>
-          <w:p>
-            <w:pPr>
-              <w:spacing w:after="0"/>
-            </w:pPr>
-            <w:r>
-              <w:rPr>
-                <w:b/>
-                <w:bCs/>
-                <w:color w:val="1FA6A2"/>
-                <w:sz w:val="18"/>
-                <w:szCs w:val="18"/>
-              </w:rPr>
-              <w:t xml:space="preserve">Example:  </w:t>
-            </w:r>
-            <w:r>
-              <w:rPr>
-                <w:i/>
-                <w:iCs/>
-                <w:color w:val="5F6F80"/>
-                <w:sz w:val="18"/>
-                <w:szCs w:val="18"/>
-              </w:rPr>
-              <w:t xml:space="preserve">1 lb ≈ 0.45 kg · 1 in ≈ 2.54 cm</w:t>
-            </w:r>
-          </w:p>
-        </w:tc>
-      </w:tr>
-    </w:tbl>
-    <w:tbl>
-      <w:tblPr>
-        <w:tblW w:type="pct" w:w="100%"/>
-        <w:tblBorders>
-          <w:top w:val="none" w:color="FFFFFF" w:sz="0"/>
-          <w:left w:val="none" w:color="FFFFFF" w:sz="0"/>
-          <w:bottom w:val="single" w:color="C7D2DD" w:sz="4"/>
-          <w:right w:val="none" w:color="FFFFFF" w:sz="0"/>
-          <w:insideH w:val="none" w:color="FFFFFF" w:sz="0"/>
-          <w:insideV w:val="none" w:color="FFFFFF" w:sz="0"/>
-        </w:tblBorders>
-      </w:tblPr>
-      <w:tblGrid>
-        <w:gridCol w:w="1800"/>
-        <w:gridCol w:w="7560"/>
-      </w:tblGrid>
-      <w:tr>
-        <w:trPr>
-          <w:cantSplit/>
-        </w:trPr>
-        <w:tc>
-          <w:tcPr>
-            <w:tcW w:type="dxa" w:w="1800"/>
-            <w:tcMar>
-              <w:top w:type="dxa" w:w="100"/>
-              <w:left w:type="dxa" w:w="40"/>
-              <w:bottom w:type="dxa" w:w="100"/>
-              <w:right w:type="dxa" w:w="120"/>
-            </w:tcMar>
-            <w:vAlign w:val="center"/>
-          </w:tcPr>
-          <w:p>
-            <w:pPr>
-              <w:spacing w:after="0"/>
               <w:jc w:val="center"/>
             </w:pPr>
             <w:r>
               <w:drawing>
                 <wp:inline distT="0" distB="0" distL="0" distR="0">
-                  <wp:extent cx="1047750" cy="790575"/>
+                  <wp:extent cx="876300" cy="657225"/>
                   <wp:effectExtent t="0" r="0" b="0" l="0"/>
                   <wp:docPr id="1" name="" descr="" title=""/>
                   <wp:cNvGraphicFramePr>
@@ -639,7 +915,7 @@
                         <pic:spPr bwMode="auto">
                           <a:xfrm>
                             <a:off x="0" y="0"/>
-                            <a:ext cx="1047750" cy="790575"/>
+                            <a:ext cx="876300" cy="657225"/>
                           </a:xfrm>
                           <a:prstGeom prst="rect">
                             <a:avLst/>
@@ -652,32 +928,108 @@
               </w:drawing>
             </w:r>
           </w:p>
-        </w:tc>
-        <w:tc>
-          <w:tcPr>
-            <w:tcW w:type="dxa" w:w="7560"/>
-            <w:tcMar>
-              <w:top w:type="dxa" w:w="100"/>
-              <w:left w:type="dxa" w:w="40"/>
-              <w:bottom w:type="dxa" w:w="100"/>
-              <w:right w:type="dxa" w:w="40"/>
-            </w:tcMar>
-            <w:vAlign w:val="center"/>
-          </w:tcPr>
-          <w:p>
-            <w:pPr>
-              <w:spacing w:after="50"/>
+          <w:p>
+            <w:pPr>
+              <w:spacing w:after="0"/>
+            </w:pPr>
+            <w:r>
+              <w:rPr>
+                <w:i/>
+                <w:iCs/>
+                <w:color w:val="5F6F80"/>
+                <w:sz w:val="18"/>
+                <w:szCs w:val="18"/>
+              </w:rPr>
+              <w:t xml:space="preserve">in · ft · mi · oz · lb · qt · gal</w:t>
+            </w:r>
+          </w:p>
+        </w:tc>
+      </w:tr>
+      <w:tr>
+        <w:trPr>
+          <w:cantSplit/>
+        </w:trPr>
+        <w:tc>
+          <w:tcPr>
+            <w:tcW w:type="dxa" w:w="1800"/>
+            <w:tcMar>
+              <w:top w:type="dxa" w:w="80"/>
+              <w:left w:type="dxa" w:w="100"/>
+              <w:bottom w:type="dxa" w:w="80"/>
+              <w:right w:type="dxa" w:w="100"/>
+            </w:tcMar>
+            <w:vAlign w:val="top"/>
+          </w:tcPr>
+          <w:p>
+            <w:pPr>
+              <w:spacing w:after="30"/>
             </w:pPr>
             <w:r>
               <w:rPr>
                 <w:b/>
                 <w:bCs/>
                 <w:color w:val="12355B"/>
-                <w:sz w:val="24"/>
-                <w:szCs w:val="24"/>
-              </w:rPr>
-              <w:t xml:space="preserve">Customary system</w:t>
-            </w:r>
+                <w:sz w:val="21"/>
+                <w:szCs w:val="21"/>
+              </w:rPr>
+              <w:t xml:space="preserve">Metric system</w:t>
+            </w:r>
+          </w:p>
+          <w:p>
+            <w:pPr>
+              <w:spacing w:after="0"/>
+            </w:pPr>
+            <w:r>
+              <w:rPr>
+                <w:i/>
+                <w:iCs/>
+                <w:color w:val="5F6F80"/>
+                <w:sz w:val="18"/>
+                <w:szCs w:val="18"/>
+              </w:rPr>
+              <w:t xml:space="preserve">Sistema métrico</w:t>
+            </w:r>
+          </w:p>
+        </w:tc>
+        <w:tc>
+          <w:tcPr>
+            <w:tcW w:type="dxa" w:w="3160"/>
+            <w:tcMar>
+              <w:top w:type="dxa" w:w="80"/>
+              <w:left w:type="dxa" w:w="100"/>
+              <w:bottom w:type="dxa" w:w="80"/>
+              <w:right w:type="dxa" w:w="100"/>
+            </w:tcMar>
+            <w:vAlign w:val="top"/>
+          </w:tcPr>
+          <w:p>
+            <w:pPr>
+              <w:spacing w:after="0"/>
+            </w:pPr>
+            <w:r>
+              <w:rPr>
+                <w:sz w:val="20"/>
+                <w:szCs w:val="20"/>
+              </w:rPr>
+              <w:t xml:space="preserve">The measurement system used in most of the world, built on tens: centimeters, meters, kilometers, grams, kilograms, liters.</w:t>
+            </w:r>
+          </w:p>
+        </w:tc>
+        <w:tc>
+          <w:tcPr>
+            <w:tcW w:type="dxa" w:w="2200"/>
+            <w:tcMar>
+              <w:top w:type="dxa" w:w="80"/>
+              <w:left w:type="dxa" w:w="100"/>
+              <w:bottom w:type="dxa" w:w="80"/>
+              <w:right w:type="dxa" w:w="100"/>
+            </w:tcMar>
+            <w:vAlign w:val="top"/>
+          </w:tcPr>
+          <w:p>
+            <w:pPr>
+              <w:spacing w:after="40"/>
+            </w:pPr>
             <w:r>
               <w:rPr>
                 <w:i/>
@@ -686,89 +1038,41 @@
                 <w:sz w:val="19"/>
                 <w:szCs w:val="19"/>
               </w:rPr>
-              <w:t xml:space="preserve">   Sistema usual</w:t>
-            </w:r>
-          </w:p>
+              <w:t xml:space="preserve">Not Metric system: write a counter-example that breaks the definition.</w:t>
+            </w:r>
+          </w:p>
+          <w:p>
+            <w:pPr>
+              <w:pBdr>
+                <w:bottom w:val="single" w:color="AFBECC" w:sz="6"/>
+              </w:pBdr>
+              <w:spacing w:after="30" w:before="150"/>
+            </w:pPr>
+            <w:r>
+              <w:t xml:space="preserve"/>
+            </w:r>
+          </w:p>
+        </w:tc>
+        <w:tc>
+          <w:tcPr>
+            <w:tcW w:type="dxa" w:w="2200"/>
+            <w:tcMar>
+              <w:top w:type="dxa" w:w="80"/>
+              <w:left w:type="dxa" w:w="100"/>
+              <w:bottom w:type="dxa" w:w="80"/>
+              <w:right w:type="dxa" w:w="100"/>
+            </w:tcMar>
+            <w:vAlign w:val="top"/>
+          </w:tcPr>
           <w:p>
             <w:pPr>
               <w:spacing w:after="40"/>
-            </w:pPr>
-            <w:r>
-              <w:rPr>
-                <w:sz w:val="21"/>
-                <w:szCs w:val="21"/>
-              </w:rPr>
-              <w:t xml:space="preserve">The measurement system used in the United States: inches, feet, miles, ounces, pounds, cups, quarts, gallons.</w:t>
-            </w:r>
-          </w:p>
-          <w:p>
-            <w:pPr>
-              <w:spacing w:after="0"/>
-            </w:pPr>
-            <w:r>
-              <w:rPr>
-                <w:b/>
-                <w:bCs/>
-                <w:color w:val="1FA6A2"/>
-                <w:sz w:val="18"/>
-                <w:szCs w:val="18"/>
-              </w:rPr>
-              <w:t xml:space="preserve">Example:  </w:t>
-            </w:r>
-            <w:r>
-              <w:rPr>
-                <w:i/>
-                <w:iCs/>
-                <w:color w:val="5F6F80"/>
-                <w:sz w:val="18"/>
-                <w:szCs w:val="18"/>
-              </w:rPr>
-              <w:t xml:space="preserve">in · ft · mi · oz · lb · qt · gal</w:t>
-            </w:r>
-          </w:p>
-        </w:tc>
-      </w:tr>
-    </w:tbl>
-    <w:tbl>
-      <w:tblPr>
-        <w:tblW w:type="pct" w:w="100%"/>
-        <w:tblBorders>
-          <w:top w:val="none" w:color="FFFFFF" w:sz="0"/>
-          <w:left w:val="none" w:color="FFFFFF" w:sz="0"/>
-          <w:bottom w:val="single" w:color="C7D2DD" w:sz="4"/>
-          <w:right w:val="none" w:color="FFFFFF" w:sz="0"/>
-          <w:insideH w:val="none" w:color="FFFFFF" w:sz="0"/>
-          <w:insideV w:val="none" w:color="FFFFFF" w:sz="0"/>
-        </w:tblBorders>
-      </w:tblPr>
-      <w:tblGrid>
-        <w:gridCol w:w="1800"/>
-        <w:gridCol w:w="7560"/>
-      </w:tblGrid>
-      <w:tr>
-        <w:trPr>
-          <w:cantSplit/>
-        </w:trPr>
-        <w:tc>
-          <w:tcPr>
-            <w:tcW w:type="dxa" w:w="1800"/>
-            <w:tcMar>
-              <w:top w:type="dxa" w:w="100"/>
-              <w:left w:type="dxa" w:w="40"/>
-              <w:bottom w:type="dxa" w:w="100"/>
-              <w:right w:type="dxa" w:w="120"/>
-            </w:tcMar>
-            <w:vAlign w:val="center"/>
-          </w:tcPr>
-          <w:p>
-            <w:pPr>
-              <w:spacing w:after="0"/>
               <w:jc w:val="center"/>
             </w:pPr>
             <w:r>
               <w:drawing>
                 <wp:inline distT="0" distB="0" distL="0" distR="0">
-                  <wp:extent cx="1047750" cy="790575"/>
+                  <wp:extent cx="876300" cy="657225"/>
                   <wp:effectExtent t="0" r="0" b="0" l="0"/>
                   <wp:docPr id="1" name="" descr="" title=""/>
                   <wp:cNvGraphicFramePr>
@@ -793,7 +1097,7 @@
                         <pic:spPr bwMode="auto">
                           <a:xfrm>
                             <a:off x="0" y="0"/>
-                            <a:ext cx="1047750" cy="790575"/>
+                            <a:ext cx="876300" cy="657225"/>
                           </a:xfrm>
                           <a:prstGeom prst="rect">
                             <a:avLst/>
@@ -806,32 +1110,108 @@
               </w:drawing>
             </w:r>
           </w:p>
-        </w:tc>
-        <w:tc>
-          <w:tcPr>
-            <w:tcW w:type="dxa" w:w="7560"/>
-            <w:tcMar>
-              <w:top w:type="dxa" w:w="100"/>
-              <w:left w:type="dxa" w:w="40"/>
-              <w:bottom w:type="dxa" w:w="100"/>
-              <w:right w:type="dxa" w:w="40"/>
-            </w:tcMar>
-            <w:vAlign w:val="center"/>
-          </w:tcPr>
-          <w:p>
-            <w:pPr>
-              <w:spacing w:after="50"/>
+          <w:p>
+            <w:pPr>
+              <w:spacing w:after="0"/>
+            </w:pPr>
+            <w:r>
+              <w:rPr>
+                <w:i/>
+                <w:iCs/>
+                <w:color w:val="5F6F80"/>
+                <w:sz w:val="18"/>
+                <w:szCs w:val="18"/>
+              </w:rPr>
+              <w:t xml:space="preserve">cm · m · km · g · kg · mL · L</w:t>
+            </w:r>
+          </w:p>
+        </w:tc>
+      </w:tr>
+      <w:tr>
+        <w:trPr>
+          <w:cantSplit/>
+        </w:trPr>
+        <w:tc>
+          <w:tcPr>
+            <w:tcW w:type="dxa" w:w="1800"/>
+            <w:tcMar>
+              <w:top w:type="dxa" w:w="80"/>
+              <w:left w:type="dxa" w:w="100"/>
+              <w:bottom w:type="dxa" w:w="80"/>
+              <w:right w:type="dxa" w:w="100"/>
+            </w:tcMar>
+            <w:vAlign w:val="top"/>
+          </w:tcPr>
+          <w:p>
+            <w:pPr>
+              <w:spacing w:after="30"/>
             </w:pPr>
             <w:r>
               <w:rPr>
                 <w:b/>
                 <w:bCs/>
                 <w:color w:val="12355B"/>
-                <w:sz w:val="24"/>
-                <w:szCs w:val="24"/>
-              </w:rPr>
-              <w:t xml:space="preserve">Metric system</w:t>
-            </w:r>
+                <w:sz w:val="21"/>
+                <w:szCs w:val="21"/>
+              </w:rPr>
+              <w:t xml:space="preserve">Approximately</w:t>
+            </w:r>
+          </w:p>
+          <w:p>
+            <w:pPr>
+              <w:spacing w:after="0"/>
+            </w:pPr>
+            <w:r>
+              <w:rPr>
+                <w:i/>
+                <w:iCs/>
+                <w:color w:val="5F6F80"/>
+                <w:sz w:val="18"/>
+                <w:szCs w:val="18"/>
+              </w:rPr>
+              <w:t xml:space="preserve">Aproximadamente</w:t>
+            </w:r>
+          </w:p>
+        </w:tc>
+        <w:tc>
+          <w:tcPr>
+            <w:tcW w:type="dxa" w:w="3160"/>
+            <w:tcMar>
+              <w:top w:type="dxa" w:w="80"/>
+              <w:left w:type="dxa" w:w="100"/>
+              <w:bottom w:type="dxa" w:w="80"/>
+              <w:right w:type="dxa" w:w="100"/>
+            </w:tcMar>
+            <w:vAlign w:val="top"/>
+          </w:tcPr>
+          <w:p>
+            <w:pPr>
+              <w:spacing w:after="0"/>
+            </w:pPr>
+            <w:r>
+              <w:rPr>
+                <w:sz w:val="20"/>
+                <w:szCs w:val="20"/>
+              </w:rPr>
+              <w:t xml:space="preserve">Close to, but not exactly equal. A rounded conversion factor gives an approximate result, written with ≈; an exact conversion uses =.</w:t>
+            </w:r>
+          </w:p>
+        </w:tc>
+        <w:tc>
+          <w:tcPr>
+            <w:tcW w:type="dxa" w:w="2200"/>
+            <w:tcMar>
+              <w:top w:type="dxa" w:w="80"/>
+              <w:left w:type="dxa" w:w="100"/>
+              <w:bottom w:type="dxa" w:w="80"/>
+              <w:right w:type="dxa" w:w="100"/>
+            </w:tcMar>
+            <w:vAlign w:val="top"/>
+          </w:tcPr>
+          <w:p>
+            <w:pPr>
+              <w:spacing w:after="40"/>
+            </w:pPr>
             <w:r>
               <w:rPr>
                 <w:i/>
@@ -840,89 +1220,41 @@
                 <w:sz w:val="19"/>
                 <w:szCs w:val="19"/>
               </w:rPr>
-              <w:t xml:space="preserve">   Sistema métrico</w:t>
-            </w:r>
-          </w:p>
+              <w:t xml:space="preserve">Not Approximately: write a counter-example that breaks the definition.</w:t>
+            </w:r>
+          </w:p>
+          <w:p>
+            <w:pPr>
+              <w:pBdr>
+                <w:bottom w:val="single" w:color="AFBECC" w:sz="6"/>
+              </w:pBdr>
+              <w:spacing w:after="30" w:before="150"/>
+            </w:pPr>
+            <w:r>
+              <w:t xml:space="preserve"/>
+            </w:r>
+          </w:p>
+        </w:tc>
+        <w:tc>
+          <w:tcPr>
+            <w:tcW w:type="dxa" w:w="2200"/>
+            <w:tcMar>
+              <w:top w:type="dxa" w:w="80"/>
+              <w:left w:type="dxa" w:w="100"/>
+              <w:bottom w:type="dxa" w:w="80"/>
+              <w:right w:type="dxa" w:w="100"/>
+            </w:tcMar>
+            <w:vAlign w:val="top"/>
+          </w:tcPr>
           <w:p>
             <w:pPr>
               <w:spacing w:after="40"/>
-            </w:pPr>
-            <w:r>
-              <w:rPr>
-                <w:sz w:val="21"/>
-                <w:szCs w:val="21"/>
-              </w:rPr>
-              <w:t xml:space="preserve">The measurement system used in most of the world, built on tens: centimeters, meters, kilometers, grams, kilograms, liters.</w:t>
-            </w:r>
-          </w:p>
-          <w:p>
-            <w:pPr>
-              <w:spacing w:after="0"/>
-            </w:pPr>
-            <w:r>
-              <w:rPr>
-                <w:b/>
-                <w:bCs/>
-                <w:color w:val="1FA6A2"/>
-                <w:sz w:val="18"/>
-                <w:szCs w:val="18"/>
-              </w:rPr>
-              <w:t xml:space="preserve">Example:  </w:t>
-            </w:r>
-            <w:r>
-              <w:rPr>
-                <w:i/>
-                <w:iCs/>
-                <w:color w:val="5F6F80"/>
-                <w:sz w:val="18"/>
-                <w:szCs w:val="18"/>
-              </w:rPr>
-              <w:t xml:space="preserve">cm · m · km · g · kg · mL · L</w:t>
-            </w:r>
-          </w:p>
-        </w:tc>
-      </w:tr>
-    </w:tbl>
-    <w:tbl>
-      <w:tblPr>
-        <w:tblW w:type="pct" w:w="100%"/>
-        <w:tblBorders>
-          <w:top w:val="none" w:color="FFFFFF" w:sz="0"/>
-          <w:left w:val="none" w:color="FFFFFF" w:sz="0"/>
-          <w:bottom w:val="single" w:color="C7D2DD" w:sz="4"/>
-          <w:right w:val="none" w:color="FFFFFF" w:sz="0"/>
-          <w:insideH w:val="none" w:color="FFFFFF" w:sz="0"/>
-          <w:insideV w:val="none" w:color="FFFFFF" w:sz="0"/>
-        </w:tblBorders>
-      </w:tblPr>
-      <w:tblGrid>
-        <w:gridCol w:w="1800"/>
-        <w:gridCol w:w="7560"/>
-      </w:tblGrid>
-      <w:tr>
-        <w:trPr>
-          <w:cantSplit/>
-        </w:trPr>
-        <w:tc>
-          <w:tcPr>
-            <w:tcW w:type="dxa" w:w="1800"/>
-            <w:tcMar>
-              <w:top w:type="dxa" w:w="100"/>
-              <w:left w:type="dxa" w:w="40"/>
-              <w:bottom w:type="dxa" w:w="100"/>
-              <w:right w:type="dxa" w:w="120"/>
-            </w:tcMar>
-            <w:vAlign w:val="center"/>
-          </w:tcPr>
-          <w:p>
-            <w:pPr>
-              <w:spacing w:after="0"/>
               <w:jc w:val="center"/>
             </w:pPr>
             <w:r>
               <w:drawing>
                 <wp:inline distT="0" distB="0" distL="0" distR="0">
-                  <wp:extent cx="1047750" cy="790575"/>
+                  <wp:extent cx="876300" cy="657225"/>
                   <wp:effectExtent t="0" r="0" b="0" l="0"/>
                   <wp:docPr id="1" name="" descr="" title=""/>
                   <wp:cNvGraphicFramePr>
@@ -947,7 +1279,7 @@
                         <pic:spPr bwMode="auto">
                           <a:xfrm>
                             <a:off x="0" y="0"/>
-                            <a:ext cx="1047750" cy="790575"/>
+                            <a:ext cx="876300" cy="657225"/>
                           </a:xfrm>
                           <a:prstGeom prst="rect">
                             <a:avLst/>
@@ -960,32 +1292,108 @@
               </w:drawing>
             </w:r>
           </w:p>
-        </w:tc>
-        <w:tc>
-          <w:tcPr>
-            <w:tcW w:type="dxa" w:w="7560"/>
-            <w:tcMar>
-              <w:top w:type="dxa" w:w="100"/>
-              <w:left w:type="dxa" w:w="40"/>
-              <w:bottom w:type="dxa" w:w="100"/>
-              <w:right w:type="dxa" w:w="40"/>
-            </w:tcMar>
-            <w:vAlign w:val="center"/>
-          </w:tcPr>
-          <w:p>
-            <w:pPr>
-              <w:spacing w:after="50"/>
+          <w:p>
+            <w:pPr>
+              <w:spacing w:after="0"/>
+            </w:pPr>
+            <w:r>
+              <w:rPr>
+                <w:i/>
+                <w:iCs/>
+                <w:color w:val="5F6F80"/>
+                <w:sz w:val="18"/>
+                <w:szCs w:val="18"/>
+              </w:rPr>
+              <w:t xml:space="preserve">1 km ≈ 0.6 mi, not exactly 0.6</w:t>
+            </w:r>
+          </w:p>
+        </w:tc>
+      </w:tr>
+      <w:tr>
+        <w:trPr>
+          <w:cantSplit/>
+        </w:trPr>
+        <w:tc>
+          <w:tcPr>
+            <w:tcW w:type="dxa" w:w="1800"/>
+            <w:tcMar>
+              <w:top w:type="dxa" w:w="80"/>
+              <w:left w:type="dxa" w:w="100"/>
+              <w:bottom w:type="dxa" w:w="80"/>
+              <w:right w:type="dxa" w:w="100"/>
+            </w:tcMar>
+            <w:vAlign w:val="top"/>
+          </w:tcPr>
+          <w:p>
+            <w:pPr>
+              <w:spacing w:after="30"/>
             </w:pPr>
             <w:r>
               <w:rPr>
                 <w:b/>
                 <w:bCs/>
                 <w:color w:val="12355B"/>
-                <w:sz w:val="24"/>
-                <w:szCs w:val="24"/>
-              </w:rPr>
-              <w:t xml:space="preserve">Approximately</w:t>
-            </w:r>
+                <w:sz w:val="21"/>
+                <w:szCs w:val="21"/>
+              </w:rPr>
+              <w:t xml:space="preserve">Ratio table</w:t>
+            </w:r>
+          </w:p>
+          <w:p>
+            <w:pPr>
+              <w:spacing w:after="0"/>
+            </w:pPr>
+            <w:r>
+              <w:rPr>
+                <w:i/>
+                <w:iCs/>
+                <w:color w:val="5F6F80"/>
+                <w:sz w:val="18"/>
+                <w:szCs w:val="18"/>
+              </w:rPr>
+              <w:t xml:space="preserve">Tabla de razones</w:t>
+            </w:r>
+          </w:p>
+        </w:tc>
+        <w:tc>
+          <w:tcPr>
+            <w:tcW w:type="dxa" w:w="3160"/>
+            <w:tcMar>
+              <w:top w:type="dxa" w:w="80"/>
+              <w:left w:type="dxa" w:w="100"/>
+              <w:bottom w:type="dxa" w:w="80"/>
+              <w:right w:type="dxa" w:w="100"/>
+            </w:tcMar>
+            <w:vAlign w:val="top"/>
+          </w:tcPr>
+          <w:p>
+            <w:pPr>
+              <w:spacing w:after="0"/>
+            </w:pPr>
+            <w:r>
+              <w:rPr>
+                <w:sz w:val="20"/>
+                <w:szCs w:val="20"/>
+              </w:rPr>
+              <w:t xml:space="preserve">A table of equal ratios used to scale a conversion factor up to the amount you actually need.</w:t>
+            </w:r>
+          </w:p>
+        </w:tc>
+        <w:tc>
+          <w:tcPr>
+            <w:tcW w:type="dxa" w:w="2200"/>
+            <w:tcMar>
+              <w:top w:type="dxa" w:w="80"/>
+              <w:left w:type="dxa" w:w="100"/>
+              <w:bottom w:type="dxa" w:w="80"/>
+              <w:right w:type="dxa" w:w="100"/>
+            </w:tcMar>
+            <w:vAlign w:val="top"/>
+          </w:tcPr>
+          <w:p>
+            <w:pPr>
+              <w:spacing w:after="40"/>
+            </w:pPr>
             <w:r>
               <w:rPr>
                 <w:i/>
@@ -994,89 +1402,41 @@
                 <w:sz w:val="19"/>
                 <w:szCs w:val="19"/>
               </w:rPr>
-              <w:t xml:space="preserve">   Aproximadamente</w:t>
-            </w:r>
-          </w:p>
+              <w:t xml:space="preserve">Not Ratio table: write a counter-example that breaks the definition.</w:t>
+            </w:r>
+          </w:p>
+          <w:p>
+            <w:pPr>
+              <w:pBdr>
+                <w:bottom w:val="single" w:color="AFBECC" w:sz="6"/>
+              </w:pBdr>
+              <w:spacing w:after="30" w:before="150"/>
+            </w:pPr>
+            <w:r>
+              <w:t xml:space="preserve"/>
+            </w:r>
+          </w:p>
+        </w:tc>
+        <w:tc>
+          <w:tcPr>
+            <w:tcW w:type="dxa" w:w="2200"/>
+            <w:tcMar>
+              <w:top w:type="dxa" w:w="80"/>
+              <w:left w:type="dxa" w:w="100"/>
+              <w:bottom w:type="dxa" w:w="80"/>
+              <w:right w:type="dxa" w:w="100"/>
+            </w:tcMar>
+            <w:vAlign w:val="top"/>
+          </w:tcPr>
           <w:p>
             <w:pPr>
               <w:spacing w:after="40"/>
-            </w:pPr>
-            <w:r>
-              <w:rPr>
-                <w:sz w:val="21"/>
-                <w:szCs w:val="21"/>
-              </w:rPr>
-              <w:t xml:space="preserve">Close to, but not exactly equal. Conversions between systems are almost always approximate, so they use the ≈ sign.</w:t>
-            </w:r>
-          </w:p>
-          <w:p>
-            <w:pPr>
-              <w:spacing w:after="0"/>
-            </w:pPr>
-            <w:r>
-              <w:rPr>
-                <w:b/>
-                <w:bCs/>
-                <w:color w:val="1FA6A2"/>
-                <w:sz w:val="18"/>
-                <w:szCs w:val="18"/>
-              </w:rPr>
-              <w:t xml:space="preserve">Example:  </w:t>
-            </w:r>
-            <w:r>
-              <w:rPr>
-                <w:i/>
-                <w:iCs/>
-                <w:color w:val="5F6F80"/>
-                <w:sz w:val="18"/>
-                <w:szCs w:val="18"/>
-              </w:rPr>
-              <w:t xml:space="preserve">1 km ≈ 0.6 mi, not exactly 0.6</w:t>
-            </w:r>
-          </w:p>
-        </w:tc>
-      </w:tr>
-    </w:tbl>
-    <w:tbl>
-      <w:tblPr>
-        <w:tblW w:type="pct" w:w="100%"/>
-        <w:tblBorders>
-          <w:top w:val="none" w:color="FFFFFF" w:sz="0"/>
-          <w:left w:val="none" w:color="FFFFFF" w:sz="0"/>
-          <w:bottom w:val="single" w:color="C7D2DD" w:sz="4"/>
-          <w:right w:val="none" w:color="FFFFFF" w:sz="0"/>
-          <w:insideH w:val="none" w:color="FFFFFF" w:sz="0"/>
-          <w:insideV w:val="none" w:color="FFFFFF" w:sz="0"/>
-        </w:tblBorders>
-      </w:tblPr>
-      <w:tblGrid>
-        <w:gridCol w:w="1800"/>
-        <w:gridCol w:w="7560"/>
-      </w:tblGrid>
-      <w:tr>
-        <w:trPr>
-          <w:cantSplit/>
-        </w:trPr>
-        <w:tc>
-          <w:tcPr>
-            <w:tcW w:type="dxa" w:w="1800"/>
-            <w:tcMar>
-              <w:top w:type="dxa" w:w="100"/>
-              <w:left w:type="dxa" w:w="40"/>
-              <w:bottom w:type="dxa" w:w="100"/>
-              <w:right w:type="dxa" w:w="120"/>
-            </w:tcMar>
-            <w:vAlign w:val="center"/>
-          </w:tcPr>
-          <w:p>
-            <w:pPr>
-              <w:spacing w:after="0"/>
               <w:jc w:val="center"/>
             </w:pPr>
             <w:r>
               <w:drawing>
                 <wp:inline distT="0" distB="0" distL="0" distR="0">
-                  <wp:extent cx="1047750" cy="790575"/>
+                  <wp:extent cx="876300" cy="657225"/>
                   <wp:effectExtent t="0" r="0" b="0" l="0"/>
                   <wp:docPr id="1" name="" descr="" title=""/>
                   <wp:cNvGraphicFramePr>
@@ -1101,7 +1461,7 @@
                         <pic:spPr bwMode="auto">
                           <a:xfrm>
                             <a:off x="0" y="0"/>
-                            <a:ext cx="1047750" cy="790575"/>
+                            <a:ext cx="876300" cy="657225"/>
                           </a:xfrm>
                           <a:prstGeom prst="rect">
                             <a:avLst/>
@@ -1114,32 +1474,108 @@
               </w:drawing>
             </w:r>
           </w:p>
-        </w:tc>
-        <w:tc>
-          <w:tcPr>
-            <w:tcW w:type="dxa" w:w="7560"/>
-            <w:tcMar>
-              <w:top w:type="dxa" w:w="100"/>
-              <w:left w:type="dxa" w:w="40"/>
-              <w:bottom w:type="dxa" w:w="100"/>
-              <w:right w:type="dxa" w:w="40"/>
-            </w:tcMar>
-            <w:vAlign w:val="center"/>
-          </w:tcPr>
-          <w:p>
-            <w:pPr>
-              <w:spacing w:after="50"/>
+          <w:p>
+            <w:pPr>
+              <w:spacing w:after="0"/>
+            </w:pPr>
+            <w:r>
+              <w:rPr>
+                <w:i/>
+                <w:iCs/>
+                <w:color w:val="5F6F80"/>
+                <w:sz w:val="18"/>
+                <w:szCs w:val="18"/>
+              </w:rPr>
+              <w:t xml:space="preserve">km: 1, 10, 100 · mi: 0.6, 6, 60</w:t>
+            </w:r>
+          </w:p>
+        </w:tc>
+      </w:tr>
+      <w:tr>
+        <w:trPr>
+          <w:cantSplit/>
+        </w:trPr>
+        <w:tc>
+          <w:tcPr>
+            <w:tcW w:type="dxa" w:w="1800"/>
+            <w:tcMar>
+              <w:top w:type="dxa" w:w="80"/>
+              <w:left w:type="dxa" w:w="100"/>
+              <w:bottom w:type="dxa" w:w="80"/>
+              <w:right w:type="dxa" w:w="100"/>
+            </w:tcMar>
+            <w:vAlign w:val="top"/>
+          </w:tcPr>
+          <w:p>
+            <w:pPr>
+              <w:spacing w:after="30"/>
             </w:pPr>
             <w:r>
               <w:rPr>
                 <w:b/>
                 <w:bCs/>
                 <w:color w:val="12355B"/>
-                <w:sz w:val="24"/>
-                <w:szCs w:val="24"/>
-              </w:rPr>
-              <w:t xml:space="preserve">Ratio table</w:t>
-            </w:r>
+                <w:sz w:val="21"/>
+                <w:szCs w:val="21"/>
+              </w:rPr>
+              <w:t xml:space="preserve">Reasonableness</w:t>
+            </w:r>
+          </w:p>
+          <w:p>
+            <w:pPr>
+              <w:spacing w:after="0"/>
+            </w:pPr>
+            <w:r>
+              <w:rPr>
+                <w:i/>
+                <w:iCs/>
+                <w:color w:val="5F6F80"/>
+                <w:sz w:val="18"/>
+                <w:szCs w:val="18"/>
+              </w:rPr>
+              <w:t xml:space="preserve">Sentido lógico</w:t>
+            </w:r>
+          </w:p>
+        </w:tc>
+        <w:tc>
+          <w:tcPr>
+            <w:tcW w:type="dxa" w:w="3160"/>
+            <w:tcMar>
+              <w:top w:type="dxa" w:w="80"/>
+              <w:left w:type="dxa" w:w="100"/>
+              <w:bottom w:type="dxa" w:w="80"/>
+              <w:right w:type="dxa" w:w="100"/>
+            </w:tcMar>
+            <w:vAlign w:val="top"/>
+          </w:tcPr>
+          <w:p>
+            <w:pPr>
+              <w:spacing w:after="0"/>
+            </w:pPr>
+            <w:r>
+              <w:rPr>
+                <w:sz w:val="20"/>
+                <w:szCs w:val="20"/>
+              </w:rPr>
+              <w:t xml:space="preserve">Checking that the size of an answer makes sense for the situation.</w:t>
+            </w:r>
+          </w:p>
+        </w:tc>
+        <w:tc>
+          <w:tcPr>
+            <w:tcW w:type="dxa" w:w="2200"/>
+            <w:tcMar>
+              <w:top w:type="dxa" w:w="80"/>
+              <w:left w:type="dxa" w:w="100"/>
+              <w:bottom w:type="dxa" w:w="80"/>
+              <w:right w:type="dxa" w:w="100"/>
+            </w:tcMar>
+            <w:vAlign w:val="top"/>
+          </w:tcPr>
+          <w:p>
+            <w:pPr>
+              <w:spacing w:after="40"/>
+            </w:pPr>
             <w:r>
               <w:rPr>
                 <w:i/>
@@ -1148,89 +1584,41 @@
                 <w:sz w:val="19"/>
                 <w:szCs w:val="19"/>
               </w:rPr>
-              <w:t xml:space="preserve">   Tabla de razones</w:t>
-            </w:r>
-          </w:p>
+              <w:t xml:space="preserve">Not Reasonableness: write a counter-example that breaks the definition.</w:t>
+            </w:r>
+          </w:p>
+          <w:p>
+            <w:pPr>
+              <w:pBdr>
+                <w:bottom w:val="single" w:color="AFBECC" w:sz="6"/>
+              </w:pBdr>
+              <w:spacing w:after="30" w:before="150"/>
+            </w:pPr>
+            <w:r>
+              <w:t xml:space="preserve"/>
+            </w:r>
+          </w:p>
+        </w:tc>
+        <w:tc>
+          <w:tcPr>
+            <w:tcW w:type="dxa" w:w="2200"/>
+            <w:tcMar>
+              <w:top w:type="dxa" w:w="80"/>
+              <w:left w:type="dxa" w:w="100"/>
+              <w:bottom w:type="dxa" w:w="80"/>
+              <w:right w:type="dxa" w:w="100"/>
+            </w:tcMar>
+            <w:vAlign w:val="top"/>
+          </w:tcPr>
           <w:p>
             <w:pPr>
               <w:spacing w:after="40"/>
-            </w:pPr>
-            <w:r>
-              <w:rPr>
-                <w:sz w:val="21"/>
-                <w:szCs w:val="21"/>
-              </w:rPr>
-              <w:t xml:space="preserve">A table of equal ratios used to scale a conversion factor up to the amount you actually need.</w:t>
-            </w:r>
-          </w:p>
-          <w:p>
-            <w:pPr>
-              <w:spacing w:after="0"/>
-            </w:pPr>
-            <w:r>
-              <w:rPr>
-                <w:b/>
-                <w:bCs/>
-                <w:color w:val="1FA6A2"/>
-                <w:sz w:val="18"/>
-                <w:szCs w:val="18"/>
-              </w:rPr>
-              <w:t xml:space="preserve">Example:  </w:t>
-            </w:r>
-            <w:r>
-              <w:rPr>
-                <w:i/>
-                <w:iCs/>
-                <w:color w:val="5F6F80"/>
-                <w:sz w:val="18"/>
-                <w:szCs w:val="18"/>
-              </w:rPr>
-              <w:t xml:space="preserve">km: 1, 10, 100 · mi: 0.6, 6, 60</w:t>
-            </w:r>
-          </w:p>
-        </w:tc>
-      </w:tr>
-    </w:tbl>
-    <w:tbl>
-      <w:tblPr>
-        <w:tblW w:type="pct" w:w="100%"/>
-        <w:tblBorders>
-          <w:top w:val="none" w:color="FFFFFF" w:sz="0"/>
-          <w:left w:val="none" w:color="FFFFFF" w:sz="0"/>
-          <w:bottom w:val="single" w:color="C7D2DD" w:sz="4"/>
-          <w:right w:val="none" w:color="FFFFFF" w:sz="0"/>
-          <w:insideH w:val="none" w:color="FFFFFF" w:sz="0"/>
-          <w:insideV w:val="none" w:color="FFFFFF" w:sz="0"/>
-        </w:tblBorders>
-      </w:tblPr>
-      <w:tblGrid>
-        <w:gridCol w:w="1800"/>
-        <w:gridCol w:w="7560"/>
-      </w:tblGrid>
-      <w:tr>
-        <w:trPr>
-          <w:cantSplit/>
-        </w:trPr>
-        <w:tc>
-          <w:tcPr>
-            <w:tcW w:type="dxa" w:w="1800"/>
-            <w:tcMar>
-              <w:top w:type="dxa" w:w="100"/>
-              <w:left w:type="dxa" w:w="40"/>
-              <w:bottom w:type="dxa" w:w="100"/>
-              <w:right w:type="dxa" w:w="120"/>
-            </w:tcMar>
-            <w:vAlign w:val="center"/>
-          </w:tcPr>
-          <w:p>
-            <w:pPr>
-              <w:spacing w:after="0"/>
               <w:jc w:val="center"/>
             </w:pPr>
             <w:r>
               <w:drawing>
                 <wp:inline distT="0" distB="0" distL="0" distR="0">
-                  <wp:extent cx="1047750" cy="790575"/>
+                  <wp:extent cx="876300" cy="657225"/>
                   <wp:effectExtent t="0" r="0" b="0" l="0"/>
                   <wp:docPr id="1" name="" descr="" title=""/>
                   <wp:cNvGraphicFramePr>
@@ -1255,7 +1643,7 @@
                         <pic:spPr bwMode="auto">
                           <a:xfrm>
                             <a:off x="0" y="0"/>
-                            <a:ext cx="1047750" cy="790575"/>
+                            <a:ext cx="876300" cy="657225"/>
                           </a:xfrm>
                           <a:prstGeom prst="rect">
                             <a:avLst/>
@@ -1268,32 +1656,108 @@
               </w:drawing>
             </w:r>
           </w:p>
-        </w:tc>
-        <w:tc>
-          <w:tcPr>
-            <w:tcW w:type="dxa" w:w="7560"/>
-            <w:tcMar>
-              <w:top w:type="dxa" w:w="100"/>
-              <w:left w:type="dxa" w:w="40"/>
-              <w:bottom w:type="dxa" w:w="100"/>
-              <w:right w:type="dxa" w:w="40"/>
-            </w:tcMar>
-            <w:vAlign w:val="center"/>
-          </w:tcPr>
-          <w:p>
-            <w:pPr>
-              <w:spacing w:after="50"/>
+          <w:p>
+            <w:pPr>
+              <w:spacing w:after="0"/>
+            </w:pPr>
+            <w:r>
+              <w:rPr>
+                <w:i/>
+                <w:iCs/>
+                <w:color w:val="5F6F80"/>
+                <w:sz w:val="18"/>
+                <w:szCs w:val="18"/>
+              </w:rPr>
+              <w:t xml:space="preserve">A bigger unit should give a smaller number.</w:t>
+            </w:r>
+          </w:p>
+        </w:tc>
+      </w:tr>
+      <w:tr>
+        <w:trPr>
+          <w:cantSplit/>
+        </w:trPr>
+        <w:tc>
+          <w:tcPr>
+            <w:tcW w:type="dxa" w:w="1800"/>
+            <w:tcMar>
+              <w:top w:type="dxa" w:w="80"/>
+              <w:left w:type="dxa" w:w="100"/>
+              <w:bottom w:type="dxa" w:w="80"/>
+              <w:right w:type="dxa" w:w="100"/>
+            </w:tcMar>
+            <w:vAlign w:val="top"/>
+          </w:tcPr>
+          <w:p>
+            <w:pPr>
+              <w:spacing w:after="30"/>
             </w:pPr>
             <w:r>
               <w:rPr>
                 <w:b/>
                 <w:bCs/>
                 <w:color w:val="12355B"/>
-                <w:sz w:val="24"/>
-                <w:szCs w:val="24"/>
-              </w:rPr>
-              <w:t xml:space="preserve">Reasonableness</w:t>
-            </w:r>
+                <w:sz w:val="21"/>
+                <w:szCs w:val="21"/>
+              </w:rPr>
+              <w:t xml:space="preserve">Multi-step problem</w:t>
+            </w:r>
+          </w:p>
+          <w:p>
+            <w:pPr>
+              <w:spacing w:after="0"/>
+            </w:pPr>
+            <w:r>
+              <w:rPr>
+                <w:i/>
+                <w:iCs/>
+                <w:color w:val="5F6F80"/>
+                <w:sz w:val="18"/>
+                <w:szCs w:val="18"/>
+              </w:rPr>
+              <w:t xml:space="preserve">Problema de varios pasos</w:t>
+            </w:r>
+          </w:p>
+        </w:tc>
+        <w:tc>
+          <w:tcPr>
+            <w:tcW w:type="dxa" w:w="3160"/>
+            <w:tcMar>
+              <w:top w:type="dxa" w:w="80"/>
+              <w:left w:type="dxa" w:w="100"/>
+              <w:bottom w:type="dxa" w:w="80"/>
+              <w:right w:type="dxa" w:w="100"/>
+            </w:tcMar>
+            <w:vAlign w:val="top"/>
+          </w:tcPr>
+          <w:p>
+            <w:pPr>
+              <w:spacing w:after="0"/>
+            </w:pPr>
+            <w:r>
+              <w:rPr>
+                <w:sz w:val="20"/>
+                <w:szCs w:val="20"/>
+              </w:rPr>
+              <w:t xml:space="preserve">A problem that needs two or more operations done in order.</w:t>
+            </w:r>
+          </w:p>
+        </w:tc>
+        <w:tc>
+          <w:tcPr>
+            <w:tcW w:type="dxa" w:w="2200"/>
+            <w:tcMar>
+              <w:top w:type="dxa" w:w="80"/>
+              <w:left w:type="dxa" w:w="100"/>
+              <w:bottom w:type="dxa" w:w="80"/>
+              <w:right w:type="dxa" w:w="100"/>
+            </w:tcMar>
+            <w:vAlign w:val="top"/>
+          </w:tcPr>
+          <w:p>
+            <w:pPr>
+              <w:spacing w:after="40"/>
+            </w:pPr>
             <w:r>
               <w:rPr>
                 <w:i/>
@@ -1302,89 +1766,41 @@
                 <w:sz w:val="19"/>
                 <w:szCs w:val="19"/>
               </w:rPr>
-              <w:t xml:space="preserve">   Sentido lógico</w:t>
-            </w:r>
-          </w:p>
+              <w:t xml:space="preserve">Not Multi-step problem: write a counter-example that breaks the definition.</w:t>
+            </w:r>
+          </w:p>
+          <w:p>
+            <w:pPr>
+              <w:pBdr>
+                <w:bottom w:val="single" w:color="AFBECC" w:sz="6"/>
+              </w:pBdr>
+              <w:spacing w:after="30" w:before="150"/>
+            </w:pPr>
+            <w:r>
+              <w:t xml:space="preserve"/>
+            </w:r>
+          </w:p>
+        </w:tc>
+        <w:tc>
+          <w:tcPr>
+            <w:tcW w:type="dxa" w:w="2200"/>
+            <w:tcMar>
+              <w:top w:type="dxa" w:w="80"/>
+              <w:left w:type="dxa" w:w="100"/>
+              <w:bottom w:type="dxa" w:w="80"/>
+              <w:right w:type="dxa" w:w="100"/>
+            </w:tcMar>
+            <w:vAlign w:val="top"/>
+          </w:tcPr>
           <w:p>
             <w:pPr>
               <w:spacing w:after="40"/>
-            </w:pPr>
-            <w:r>
-              <w:rPr>
-                <w:sz w:val="21"/>
-                <w:szCs w:val="21"/>
-              </w:rPr>
-              <w:t xml:space="preserve">Checking that the size of an answer makes sense for the situation.</w:t>
-            </w:r>
-          </w:p>
-          <w:p>
-            <w:pPr>
-              <w:spacing w:after="0"/>
-            </w:pPr>
-            <w:r>
-              <w:rPr>
-                <w:b/>
-                <w:bCs/>
-                <w:color w:val="1FA6A2"/>
-                <w:sz w:val="18"/>
-                <w:szCs w:val="18"/>
-              </w:rPr>
-              <w:t xml:space="preserve">Example:  </w:t>
-            </w:r>
-            <w:r>
-              <w:rPr>
-                <w:i/>
-                <w:iCs/>
-                <w:color w:val="5F6F80"/>
-                <w:sz w:val="18"/>
-                <w:szCs w:val="18"/>
-              </w:rPr>
-              <w:t xml:space="preserve">A bigger unit should give a smaller number.</w:t>
-            </w:r>
-          </w:p>
-        </w:tc>
-      </w:tr>
-    </w:tbl>
-    <w:tbl>
-      <w:tblPr>
-        <w:tblW w:type="pct" w:w="100%"/>
-        <w:tblBorders>
-          <w:top w:val="none" w:color="FFFFFF" w:sz="0"/>
-          <w:left w:val="none" w:color="FFFFFF" w:sz="0"/>
-          <w:bottom w:val="single" w:color="C7D2DD" w:sz="4"/>
-          <w:right w:val="none" w:color="FFFFFF" w:sz="0"/>
-          <w:insideH w:val="none" w:color="FFFFFF" w:sz="0"/>
-          <w:insideV w:val="none" w:color="FFFFFF" w:sz="0"/>
-        </w:tblBorders>
-      </w:tblPr>
-      <w:tblGrid>
-        <w:gridCol w:w="1800"/>
-        <w:gridCol w:w="7560"/>
-      </w:tblGrid>
-      <w:tr>
-        <w:trPr>
-          <w:cantSplit/>
-        </w:trPr>
-        <w:tc>
-          <w:tcPr>
-            <w:tcW w:type="dxa" w:w="1800"/>
-            <w:tcMar>
-              <w:top w:type="dxa" w:w="100"/>
-              <w:left w:type="dxa" w:w="40"/>
-              <w:bottom w:type="dxa" w:w="100"/>
-              <w:right w:type="dxa" w:w="120"/>
-            </w:tcMar>
-            <w:vAlign w:val="center"/>
-          </w:tcPr>
-          <w:p>
-            <w:pPr>
-              <w:spacing w:after="0"/>
               <w:jc w:val="center"/>
             </w:pPr>
             <w:r>
               <w:drawing>
                 <wp:inline distT="0" distB="0" distL="0" distR="0">
-                  <wp:extent cx="1047750" cy="790575"/>
+                  <wp:extent cx="876300" cy="657225"/>
                   <wp:effectExtent t="0" r="0" b="0" l="0"/>
                   <wp:docPr id="1" name="" descr="" title=""/>
                   <wp:cNvGraphicFramePr>
@@ -1409,7 +1825,7 @@
                         <pic:spPr bwMode="auto">
                           <a:xfrm>
                             <a:off x="0" y="0"/>
-                            <a:ext cx="1047750" cy="790575"/>
+                            <a:ext cx="876300" cy="657225"/>
                           </a:xfrm>
                           <a:prstGeom prst="rect">
                             <a:avLst/>
@@ -1422,69 +1838,10 @@
               </w:drawing>
             </w:r>
           </w:p>
-        </w:tc>
-        <w:tc>
-          <w:tcPr>
-            <w:tcW w:type="dxa" w:w="7560"/>
-            <w:tcMar>
-              <w:top w:type="dxa" w:w="100"/>
-              <w:left w:type="dxa" w:w="40"/>
-              <w:bottom w:type="dxa" w:w="100"/>
-              <w:right w:type="dxa" w:w="40"/>
-            </w:tcMar>
-            <w:vAlign w:val="center"/>
-          </w:tcPr>
-          <w:p>
-            <w:pPr>
-              <w:spacing w:after="50"/>
-            </w:pPr>
-            <w:r>
-              <w:rPr>
-                <w:b/>
-                <w:bCs/>
-                <w:color w:val="12355B"/>
-                <w:sz w:val="24"/>
-                <w:szCs w:val="24"/>
-              </w:rPr>
-              <w:t xml:space="preserve">Multi-step problem</w:t>
-            </w:r>
-            <w:r>
-              <w:rPr>
-                <w:i/>
-                <w:iCs/>
-                <w:color w:val="5F6F80"/>
-                <w:sz w:val="19"/>
-                <w:szCs w:val="19"/>
-              </w:rPr>
-              <w:t xml:space="preserve">   Problema de varios pasos</w:t>
-            </w:r>
-          </w:p>
-          <w:p>
-            <w:pPr>
-              <w:spacing w:after="40"/>
-            </w:pPr>
-            <w:r>
-              <w:rPr>
-                <w:sz w:val="21"/>
-                <w:szCs w:val="21"/>
-              </w:rPr>
-              <w:t xml:space="preserve">A problem that needs two or more operations done in order.</w:t>
-            </w:r>
-          </w:p>
           <w:p>
             <w:pPr>
               <w:spacing w:after="0"/>
             </w:pPr>
-            <w:r>
-              <w:rPr>
-                <w:b/>
-                <w:bCs/>
-                <w:color w:val="1FA6A2"/>
-                <w:sz w:val="18"/>
-                <w:szCs w:val="18"/>
-              </w:rPr>
-              <w:t xml:space="preserve">Example:  </w:t>
-            </w:r>
             <w:r>
               <w:rPr>
                 <w:i/>
@@ -1494,160 +1851,6 @@
                 <w:szCs w:val="18"/>
               </w:rPr>
               <w:t xml:space="preserve">Convert the unit, then multiply.</w:t>
-            </w:r>
-          </w:p>
-        </w:tc>
-      </w:tr>
-    </w:tbl>
-    <w:tbl>
-      <w:tblPr>
-        <w:tblW w:type="pct" w:w="100%"/>
-        <w:tblBorders>
-          <w:top w:val="none" w:color="FFFFFF" w:sz="0"/>
-          <w:left w:val="none" w:color="FFFFFF" w:sz="0"/>
-          <w:bottom w:val="single" w:color="C7D2DD" w:sz="4"/>
-          <w:right w:val="none" w:color="FFFFFF" w:sz="0"/>
-          <w:insideH w:val="none" w:color="FFFFFF" w:sz="0"/>
-          <w:insideV w:val="none" w:color="FFFFFF" w:sz="0"/>
-        </w:tblBorders>
-      </w:tblPr>
-      <w:tblGrid>
-        <w:gridCol w:w="1800"/>
-        <w:gridCol w:w="7560"/>
-      </w:tblGrid>
-      <w:tr>
-        <w:trPr>
-          <w:cantSplit/>
-        </w:trPr>
-        <w:tc>
-          <w:tcPr>
-            <w:tcW w:type="dxa" w:w="1800"/>
-            <w:tcMar>
-              <w:top w:type="dxa" w:w="100"/>
-              <w:left w:type="dxa" w:w="40"/>
-              <w:bottom w:type="dxa" w:w="100"/>
-              <w:right w:type="dxa" w:w="120"/>
-            </w:tcMar>
-            <w:vAlign w:val="center"/>
-          </w:tcPr>
-          <w:p>
-            <w:pPr>
-              <w:spacing w:after="0"/>
-              <w:jc w:val="center"/>
-            </w:pPr>
-            <w:r>
-              <w:drawing>
-                <wp:inline distT="0" distB="0" distL="0" distR="0">
-                  <wp:extent cx="1047750" cy="790575"/>
-                  <wp:effectExtent t="0" r="0" b="0" l="0"/>
-                  <wp:docPr id="1" name="" descr="" title=""/>
-                  <wp:cNvGraphicFramePr>
-                    <a:graphicFrameLocks xmlns:a="http://schemas.openxmlformats.org/drawingml/2006/main" noChangeAspect="1"/>
-                  </wp:cNvGraphicFramePr>
-                  <a:graphic xmlns:a="http://schemas.openxmlformats.org/drawingml/2006/main">
-                    <a:graphicData uri="http://schemas.openxmlformats.org/drawingml/2006/picture">
-                      <pic:pic xmlns:pic="http://schemas.openxmlformats.org/drawingml/2006/picture">
-                        <pic:nvPicPr>
-                          <pic:cNvPr id="0" name="" descr=""/>
-                          <pic:cNvPicPr>
-                            <a:picLocks noChangeAspect="1" noChangeArrowheads="1"/>
-                          </pic:cNvPicPr>
-                        </pic:nvPicPr>
-                        <pic:blipFill>
-                          <a:blip r:embed="rId15" cstate="none"/>
-                          <a:srcRect/>
-                          <a:stretch>
-                            <a:fillRect/>
-                          </a:stretch>
-                        </pic:blipFill>
-                        <pic:spPr bwMode="auto">
-                          <a:xfrm>
-                            <a:off x="0" y="0"/>
-                            <a:ext cx="1047750" cy="790575"/>
-                          </a:xfrm>
-                          <a:prstGeom prst="rect">
-                            <a:avLst/>
-                          </a:prstGeom>
-                        </pic:spPr>
-                      </pic:pic>
-                    </a:graphicData>
-                  </a:graphic>
-                </wp:inline>
-              </w:drawing>
-            </w:r>
-          </w:p>
-        </w:tc>
-        <w:tc>
-          <w:tcPr>
-            <w:tcW w:type="dxa" w:w="7560"/>
-            <w:tcMar>
-              <w:top w:type="dxa" w:w="100"/>
-              <w:left w:type="dxa" w:w="40"/>
-              <w:bottom w:type="dxa" w:w="100"/>
-              <w:right w:type="dxa" w:w="40"/>
-            </w:tcMar>
-            <w:vAlign w:val="center"/>
-          </w:tcPr>
-          <w:p>
-            <w:pPr>
-              <w:spacing w:after="50"/>
-            </w:pPr>
-            <w:r>
-              <w:rPr>
-                <w:b/>
-                <w:bCs/>
-                <w:color w:val="12355B"/>
-                <w:sz w:val="24"/>
-                <w:szCs w:val="24"/>
-              </w:rPr>
-              <w:t xml:space="preserve">Dose</w:t>
-            </w:r>
-            <w:r>
-              <w:rPr>
-                <w:i/>
-                <w:iCs/>
-                <w:color w:val="5F6F80"/>
-                <w:sz w:val="19"/>
-                <w:szCs w:val="19"/>
-              </w:rPr>
-              <w:t xml:space="preserve">   Dosis</w:t>
-            </w:r>
-          </w:p>
-          <w:p>
-            <w:pPr>
-              <w:spacing w:after="40"/>
-            </w:pPr>
-            <w:r>
-              <w:rPr>
-                <w:sz w:val="21"/>
-                <w:szCs w:val="21"/>
-              </w:rPr>
-              <w:t xml:space="preserve">The amount of medicine a patient should get.</w:t>
-            </w:r>
-          </w:p>
-          <w:p>
-            <w:pPr>
-              <w:spacing w:after="0"/>
-            </w:pPr>
-            <w:r>
-              <w:rPr>
-                <w:b/>
-                <w:bCs/>
-                <w:color w:val="1FA6A2"/>
-                <w:sz w:val="18"/>
-                <w:szCs w:val="18"/>
-              </w:rPr>
-              <w:t xml:space="preserve">Example:  </w:t>
-            </w:r>
-            <w:r>
-              <w:rPr>
-                <w:i/>
-                <w:iCs/>
-                <w:color w:val="5F6F80"/>
-                <w:sz w:val="18"/>
-                <w:szCs w:val="18"/>
-              </w:rPr>
-              <w:t xml:space="preserve">120 mg</w:t>
             </w:r>
           </w:p>
         </w:tc>
@@ -1741,7 +1944,7 @@
                 <w:sz w:val="21"/>
                 <w:szCs w:val="21"/>
               </w:rPr>
-              <w:t xml:space="preserve">Convert Measurements Between Systems      •      Conversion factor      •      Customary system      •      Metric system      •      Approximately      •      Ratio table      •      Reasonableness      •      Multi-step problem      •      Dose</w:t>
+              <w:t xml:space="preserve">Convert Measurements Between Systems      •      Conversion factor      •      Customary system      •      Metric system      •      Approximately      •      Ratio table      •      Reasonableness      •      Multi-step problem</w:t>
             </w:r>
           </w:p>
         </w:tc>
@@ -1775,7 +1978,7 @@
           <w:sz w:val="22"/>
           <w:szCs w:val="22"/>
         </w:rPr>
-        <w:t xml:space="preserve">Rewriting a customary measurement as a metric one gives an </w:t>
+        <w:t xml:space="preserve">Using a rounded conversion factor gives an </w:t>
       </w:r>
       <w:r>
         <w:rPr>
@@ -1789,7 +1992,7 @@
           <w:sz w:val="22"/>
           <w:szCs w:val="22"/>
         </w:rPr>
-        <w:t xml:space="preserve"> answer, not an exact one.</w:t>
+        <w:t xml:space="preserve"> answer.</w:t>
       </w:r>
     </w:p>
     <w:p>
@@ -2063,43 +2266,6 @@
           <w:szCs w:val="22"/>
         </w:rPr>
         <w:t xml:space="preserve">A problem that needs two or more operations in order is a </w:t>
-      </w:r>
-      <w:r>
-        <w:rPr>
-          <w:sz w:val="22"/>
-          <w:szCs w:val="22"/>
-        </w:rPr>
-        <w:t xml:space="preserve">________________</w:t>
-      </w:r>
-      <w:r>
-        <w:rPr>
-          <w:sz w:val="22"/>
-          <w:szCs w:val="22"/>
-        </w:rPr>
-        <w:t xml:space="preserve">.</w:t>
-      </w:r>
-    </w:p>
-    <w:p>
-      <w:pPr>
-        <w:keepLines/>
-        <w:spacing w:after="260" w:before="200"/>
-      </w:pPr>
-      <w:r>
-        <w:rPr>
-          <w:b/>
-          <w:bCs/>
-          <w:color w:val="12355B"/>
-          <w:sz w:val="22"/>
-          <w:szCs w:val="22"/>
-        </w:rPr>
-        <w:t xml:space="preserve">9.  </w:t>
-      </w:r>
-      <w:r>
-        <w:rPr>
-          <w:sz w:val="22"/>
-          <w:szCs w:val="22"/>
-        </w:rPr>
-        <w:t xml:space="preserve">The amount of medicine a patient should get is the </w:t>
       </w:r>
       <w:r>
         <w:rPr>
@@ -3030,7 +3196,7 @@
                 <w:sz w:val="21"/>
                 <w:szCs w:val="21"/>
               </w:rPr>
-              <w:t xml:space="preserve">The academy's kitchen orders from suppliers in two different countries. One ships in pounds and quarts, the other in kilograms and liters. Recipes, highway signs, and even medicine doses can be written in either system — and comparing them means converting between systems first, using a conversion factor that is almost always approximate.</w:t>
+              <w:t xml:space="preserve">The academy's kitchen orders from suppliers in two different countries. One ships in pounds and quarts, the other in kilograms and liters. Compare measurements by converting with the appropriate factor. Some factors are exact; rounded factors give approximate results. One supplier ships 10 pounds of rice and the other ships 5 kilograms. Use 1 pound ≈ 0.45 kilogram to find which shipment is more.</w:t>
             </w:r>
           </w:p>
         </w:tc>
@@ -4041,7 +4207,7 @@
           <w:sz w:val="19"/>
           <w:szCs w:val="19"/>
         </w:rPr>
-        <w:t xml:space="preserve">   You Do — show your work</w:t>
+        <w:t xml:space="preserve">   You Do — show your work and reasoning</w:t>
       </w:r>
     </w:p>
     <w:p>
@@ -4056,7 +4222,7 @@
           <w:sz w:val="19"/>
           <w:szCs w:val="19"/>
         </w:rPr>
-        <w:t xml:space="preserve">Solve each problem. Show your thinking in the work box.</w:t>
+        <w:t xml:space="preserve">Solve each problem in the middle column and explain your reasoning using the sentence starters on the right.</w:t>
       </w:r>
     </w:p>
     <w:p>
@@ -4085,120 +4251,219 @@
         <w:t xml:space="preserve">   extra scaffolding</w:t>
       </w:r>
     </w:p>
-    <w:p>
-      <w:pPr>
-        <w:keepNext/>
-        <w:spacing w:after="60" w:before="160"/>
-      </w:pPr>
-      <w:r>
-        <w:rPr>
-          <w:b/>
-          <w:bCs/>
-          <w:color w:val="12355B"/>
-          <w:sz w:val="22"/>
-          <w:szCs w:val="22"/>
-        </w:rPr>
-        <w:t xml:space="preserve">1.  </w:t>
-      </w:r>
-      <w:r>
-        <w:rPr>
-          <w:b/>
-          <w:bCs/>
-          <w:sz w:val="21"/>
-          <w:szCs w:val="21"/>
-        </w:rPr>
-        <w:t xml:space="preserve">Which pair of units comes from two DIFFERENT measurement systems?</w:t>
-      </w:r>
-    </w:p>
-    <w:p>
-      <w:pPr>
-        <w:spacing w:after="40"/>
-        <w:ind w:left="420"/>
-      </w:pPr>
-      <w:r>
-        <w:rPr>
-          <w:sz w:val="20"/>
-          <w:szCs w:val="20"/>
-        </w:rPr>
-        <w:t xml:space="preserve">A)  Inches and feet</w:t>
-      </w:r>
-    </w:p>
-    <w:p>
-      <w:pPr>
-        <w:spacing w:after="40"/>
-        <w:ind w:left="420"/>
-      </w:pPr>
-      <w:r>
-        <w:rPr>
-          <w:sz w:val="20"/>
-          <w:szCs w:val="20"/>
-        </w:rPr>
-        <w:t xml:space="preserve">B)  Cups and quarts</w:t>
-      </w:r>
-    </w:p>
-    <w:p>
-      <w:pPr>
-        <w:spacing w:after="40"/>
-        <w:ind w:left="420"/>
-      </w:pPr>
-      <w:r>
-        <w:rPr>
-          <w:sz w:val="20"/>
-          <w:szCs w:val="20"/>
-        </w:rPr>
-        <w:t xml:space="preserve">C)  Grams and kilograms</w:t>
-      </w:r>
-    </w:p>
-    <w:p>
-      <w:pPr>
-        <w:spacing w:after="40"/>
-        <w:ind w:left="420"/>
-      </w:pPr>
-      <w:r>
-        <w:rPr>
-          <w:sz w:val="20"/>
-          <w:szCs w:val="20"/>
-        </w:rPr>
-        <w:t xml:space="preserve">D)  Miles and kilometers</w:t>
-      </w:r>
-    </w:p>
-    <w:p>
-      <w:pPr>
-        <w:spacing w:after="20"/>
-      </w:pPr>
-      <w:r>
-        <w:t xml:space="preserve"/>
-      </w:r>
-    </w:p>
     <w:tbl>
       <w:tblPr>
-        <w:tblW w:type="pct" w:w="100%"/>
+        <w:tblW w:type="dxa" w:w="9360"/>
         <w:tblBorders>
           <w:top w:val="single" w:color="C7D2DD" w:sz="6"/>
           <w:left w:val="single" w:color="C7D2DD" w:sz="6"/>
           <w:bottom w:val="single" w:color="C7D2DD" w:sz="6"/>
           <w:right w:val="single" w:color="C7D2DD" w:sz="6"/>
-          <w:insideH w:val="single" w:color="auto" w:sz="4"/>
-          <w:insideV w:val="single" w:color="auto" w:sz="4"/>
+          <w:insideH w:val="single" w:color="C7D2DD" w:sz="6"/>
+          <w:insideV w:val="single" w:color="C7D2DD" w:sz="6"/>
         </w:tblBorders>
       </w:tblPr>
       <w:tblGrid>
-        <w:gridCol w:w="100"/>
+        <w:gridCol w:w="2800"/>
+        <w:gridCol w:w="3560"/>
+        <w:gridCol w:w="3000"/>
       </w:tblGrid>
       <w:tr>
-        <w:tc>
-          <w:tcPr>
+        <w:trPr>
+          <w:cantSplit/>
+          <w:tblHeader/>
+        </w:trPr>
+        <w:tc>
+          <w:tcPr>
+            <w:tcW w:type="dxa" w:w="2800"/>
+            <w:shd w:fill="EEF4F8" w:color="auto" w:val="clear"/>
+            <w:tcMar>
+              <w:top w:type="dxa" w:w="60"/>
+              <w:left w:type="dxa" w:w="100"/>
+              <w:bottom w:type="dxa" w:w="60"/>
+              <w:right w:type="dxa" w:w="100"/>
+            </w:tcMar>
+          </w:tcPr>
+          <w:p>
+            <w:pPr>
+              <w:spacing w:after="0"/>
+            </w:pPr>
+            <w:r>
+              <w:rPr>
+                <w:b/>
+                <w:bCs/>
+                <w:color w:val="12355B"/>
+                <w:sz w:val="16"/>
+                <w:szCs w:val="16"/>
+              </w:rPr>
+              <w:t xml:space="preserve">CORE PROBLEM / GIVEN REPRESENTATION</w:t>
+            </w:r>
+          </w:p>
+        </w:tc>
+        <w:tc>
+          <w:tcPr>
+            <w:tcW w:type="dxa" w:w="3560"/>
+            <w:shd w:fill="EEF4F8" w:color="auto" w:val="clear"/>
+            <w:tcMar>
+              <w:top w:type="dxa" w:w="60"/>
+              <w:left w:type="dxa" w:w="100"/>
+              <w:bottom w:type="dxa" w:w="60"/>
+              <w:right w:type="dxa" w:w="100"/>
+            </w:tcMar>
+          </w:tcPr>
+          <w:p>
+            <w:pPr>
+              <w:spacing w:after="0"/>
+            </w:pPr>
+            <w:r>
+              <w:rPr>
+                <w:b/>
+                <w:bCs/>
+                <w:color w:val="12355B"/>
+                <w:sz w:val="16"/>
+                <w:szCs w:val="16"/>
+              </w:rPr>
+              <w:t xml:space="preserve">WORKING SPACE / CALCULATION STEPS</w:t>
+            </w:r>
+          </w:p>
+        </w:tc>
+        <w:tc>
+          <w:tcPr>
+            <w:tcW w:type="dxa" w:w="3000"/>
             <w:shd w:fill="FBF3E2" w:color="auto" w:val="clear"/>
             <w:tcMar>
               <w:top w:type="dxa" w:w="60"/>
-              <w:left w:type="dxa" w:w="120"/>
+              <w:left w:type="dxa" w:w="100"/>
               <w:bottom w:type="dxa" w:w="60"/>
-              <w:right w:type="dxa" w:w="120"/>
-            </w:tcMar>
-          </w:tcPr>
-          <w:p>
-            <w:pPr>
-              <w:spacing w:after="0" w:line="320"/>
+              <w:right w:type="dxa" w:w="100"/>
+            </w:tcMar>
+          </w:tcPr>
+          <w:p>
+            <w:pPr>
+              <w:spacing w:after="0"/>
+            </w:pPr>
+            <w:r>
+              <w:rPr>
+                <w:b/>
+                <w:bCs/>
+                <w:color w:val="B97A12"/>
+                <w:sz w:val="16"/>
+                <w:szCs w:val="16"/>
+              </w:rPr>
+              <w:t xml:space="preserve">EXPLAIN YOUR REASONING</w:t>
+            </w:r>
+          </w:p>
+        </w:tc>
+      </w:tr>
+      <w:tr>
+        <w:trPr>
+          <w:cantSplit/>
+        </w:trPr>
+        <w:tc>
+          <w:tcPr>
+            <w:tcW w:type="dxa" w:w="2800"/>
+            <w:tcMar>
+              <w:top w:type="dxa" w:w="80"/>
+              <w:left w:type="dxa" w:w="100"/>
+              <w:bottom w:type="dxa" w:w="80"/>
+              <w:right w:type="dxa" w:w="100"/>
+            </w:tcMar>
+            <w:vAlign w:val="top"/>
+          </w:tcPr>
+          <w:p>
+            <w:pPr>
+              <w:spacing w:after="60"/>
+            </w:pPr>
+            <w:r>
+              <w:rPr>
+                <w:b/>
+                <w:bCs/>
+                <w:color w:val="12355B"/>
+                <w:sz w:val="21"/>
+                <w:szCs w:val="21"/>
+              </w:rPr>
+              <w:t xml:space="preserve">1.  </w:t>
+            </w:r>
+            <w:r>
+              <w:rPr>
+                <w:b/>
+                <w:bCs/>
+                <w:sz w:val="20"/>
+                <w:szCs w:val="20"/>
+              </w:rPr>
+              <w:t xml:space="preserve">Which pair of units comes from two DIFFERENT measurement systems?</w:t>
+            </w:r>
+          </w:p>
+          <w:p>
+            <w:pPr>
+              <w:spacing w:after="30"/>
+              <w:ind w:left="180"/>
+            </w:pPr>
+            <w:r>
+              <w:rPr>
+                <w:sz w:val="19"/>
+                <w:szCs w:val="19"/>
+              </w:rPr>
+              <w:t xml:space="preserve">A)  Inches and feet</w:t>
+            </w:r>
+          </w:p>
+          <w:p>
+            <w:pPr>
+              <w:spacing w:after="30"/>
+              <w:ind w:left="180"/>
+            </w:pPr>
+            <w:r>
+              <w:rPr>
+                <w:sz w:val="19"/>
+                <w:szCs w:val="19"/>
+              </w:rPr>
+              <w:t xml:space="preserve">B)  Cups and quarts</w:t>
+            </w:r>
+          </w:p>
+          <w:p>
+            <w:pPr>
+              <w:spacing w:after="30"/>
+              <w:ind w:left="180"/>
+            </w:pPr>
+            <w:r>
+              <w:rPr>
+                <w:sz w:val="19"/>
+                <w:szCs w:val="19"/>
+              </w:rPr>
+              <w:t xml:space="preserve">C)  Grams and kilograms</w:t>
+            </w:r>
+          </w:p>
+          <w:p>
+            <w:pPr>
+              <w:spacing w:after="30"/>
+              <w:ind w:left="180"/>
+            </w:pPr>
+            <w:r>
+              <w:rPr>
+                <w:sz w:val="19"/>
+                <w:szCs w:val="19"/>
+              </w:rPr>
+              <w:t xml:space="preserve">D)  Miles and kilometers</w:t>
+            </w:r>
+          </w:p>
+        </w:tc>
+        <w:tc>
+          <w:tcPr>
+            <w:tcW w:type="dxa" w:w="3560"/>
+            <w:tcMar>
+              <w:top w:type="dxa" w:w="80"/>
+              <w:left w:type="dxa" w:w="100"/>
+              <w:bottom w:type="dxa" w:w="80"/>
+              <w:right w:type="dxa" w:w="100"/>
+            </w:tcMar>
+            <w:vAlign w:val="top"/>
+          </w:tcPr>
+          <w:p>
+            <w:pPr>
+              <w:pBdr>
+                <w:bottom w:val="single" w:color="AFBECC" w:sz="6"/>
+              </w:pBdr>
+              <w:spacing w:after="30" w:before="150"/>
             </w:pPr>
             <w:r>
               <w:t xml:space="preserve"/>
@@ -4206,7 +4471,147 @@
           </w:p>
           <w:p>
             <w:pPr>
-              <w:spacing w:after="0" w:line="320"/>
+              <w:pBdr>
+                <w:bottom w:val="single" w:color="AFBECC" w:sz="6"/>
+              </w:pBdr>
+              <w:spacing w:after="30" w:before="150"/>
+            </w:pPr>
+            <w:r>
+              <w:t xml:space="preserve"/>
+            </w:r>
+          </w:p>
+          <w:p>
+            <w:pPr>
+              <w:pBdr>
+                <w:bottom w:val="single" w:color="AFBECC" w:sz="6"/>
+              </w:pBdr>
+              <w:spacing w:after="30" w:before="150"/>
+            </w:pPr>
+            <w:r>
+              <w:t xml:space="preserve"/>
+            </w:r>
+          </w:p>
+          <w:p>
+            <w:pPr>
+              <w:pBdr>
+                <w:bottom w:val="single" w:color="AFBECC" w:sz="6"/>
+              </w:pBdr>
+              <w:spacing w:after="30" w:before="150"/>
+            </w:pPr>
+            <w:r>
+              <w:t xml:space="preserve"/>
+            </w:r>
+          </w:p>
+        </w:tc>
+        <w:tc>
+          <w:tcPr>
+            <w:tcW w:type="dxa" w:w="3000"/>
+            <w:shd w:fill="FBF3E2" w:color="auto" w:val="clear"/>
+            <w:tcMar>
+              <w:top w:type="dxa" w:w="80"/>
+              <w:left w:type="dxa" w:w="100"/>
+              <w:bottom w:type="dxa" w:w="80"/>
+              <w:right w:type="dxa" w:w="100"/>
+            </w:tcMar>
+            <w:vAlign w:val="top"/>
+          </w:tcPr>
+          <w:p>
+            <w:pPr>
+              <w:spacing w:after="40"/>
+            </w:pPr>
+            <w:r>
+              <w:rPr>
+                <w:b/>
+                <w:bCs/>
+                <w:color w:val="12355B"/>
+                <w:sz w:val="19"/>
+                <w:szCs w:val="19"/>
+              </w:rPr>
+              <w:t xml:space="preserve">Because... </w:t>
+            </w:r>
+            <w:r>
+              <w:rPr>
+                <w:color w:val="AFBECC"/>
+                <w:sz w:val="19"/>
+                <w:szCs w:val="19"/>
+              </w:rPr>
+              <w:t xml:space="preserve">________________</w:t>
+            </w:r>
+          </w:p>
+          <w:p>
+            <w:pPr>
+              <w:pBdr>
+                <w:bottom w:val="single" w:color="AFBECC" w:sz="6"/>
+              </w:pBdr>
+              <w:spacing w:after="30" w:before="150"/>
+            </w:pPr>
+            <w:r>
+              <w:t xml:space="preserve"/>
+            </w:r>
+          </w:p>
+          <w:p>
+            <w:pPr>
+              <w:spacing w:after="40" w:before="80"/>
+            </w:pPr>
+            <w:r>
+              <w:rPr>
+                <w:b/>
+                <w:bCs/>
+                <w:color w:val="6B4FA0"/>
+                <w:sz w:val="19"/>
+                <w:szCs w:val="19"/>
+              </w:rPr>
+              <w:t xml:space="preserve">Although... </w:t>
+            </w:r>
+            <w:r>
+              <w:rPr>
+                <w:color w:val="AFBECC"/>
+                <w:sz w:val="19"/>
+                <w:szCs w:val="19"/>
+              </w:rPr>
+              <w:t xml:space="preserve">_______________</w:t>
+            </w:r>
+          </w:p>
+          <w:p>
+            <w:pPr>
+              <w:pBdr>
+                <w:bottom w:val="single" w:color="AFBECC" w:sz="6"/>
+              </w:pBdr>
+              <w:spacing w:after="30" w:before="150"/>
+            </w:pPr>
+            <w:r>
+              <w:t xml:space="preserve"/>
+            </w:r>
+          </w:p>
+          <w:p>
+            <w:pPr>
+              <w:spacing w:after="40" w:before="80"/>
+            </w:pPr>
+            <w:r>
+              <w:rPr>
+                <w:b/>
+                <w:bCs/>
+                <w:color w:val="1FA6A2"/>
+                <w:sz w:val="19"/>
+                <w:szCs w:val="19"/>
+              </w:rPr>
+              <w:t xml:space="preserve">Therefore... </w:t>
+            </w:r>
+            <w:r>
+              <w:rPr>
+                <w:color w:val="AFBECC"/>
+                <w:sz w:val="19"/>
+                <w:szCs w:val="19"/>
+              </w:rPr>
+              <w:t xml:space="preserve">______________</w:t>
+            </w:r>
+          </w:p>
+          <w:p>
+            <w:pPr>
+              <w:pBdr>
+                <w:bottom w:val="single" w:color="AFBECC" w:sz="6"/>
+              </w:pBdr>
+              <w:spacing w:after="30" w:before="150"/>
             </w:pPr>
             <w:r>
               <w:t xml:space="preserve"/>
@@ -4217,84 +4622,7 @@
     </w:tbl>
     <w:p>
       <w:pPr>
-        <w:keepNext/>
-        <w:spacing w:after="60" w:before="160"/>
-      </w:pPr>
-      <w:r>
-        <w:rPr>
-          <w:b/>
-          <w:bCs/>
-          <w:color w:val="12355B"/>
-          <w:sz w:val="22"/>
-          <w:szCs w:val="22"/>
-        </w:rPr>
-        <w:t xml:space="preserve">2.  </w:t>
-      </w:r>
-      <w:r>
-        <w:rPr>
-          <w:b/>
-          <w:bCs/>
-          <w:sz w:val="21"/>
-          <w:szCs w:val="21"/>
-        </w:rPr>
-        <w:t xml:space="preserve">A sign in Mexico gives a distance of 80 kilometers. Using 1 km ≈ 0.6 mi, about how far is that in miles?</w:t>
-      </w:r>
-    </w:p>
-    <w:p>
-      <w:pPr>
-        <w:spacing w:after="40"/>
-        <w:ind w:left="420"/>
-      </w:pPr>
-      <w:r>
-        <w:rPr>
-          <w:sz w:val="20"/>
-          <w:szCs w:val="20"/>
-        </w:rPr>
-        <w:t xml:space="preserve">A)  About 8 miles</w:t>
-      </w:r>
-    </w:p>
-    <w:p>
-      <w:pPr>
-        <w:spacing w:after="40"/>
-        <w:ind w:left="420"/>
-      </w:pPr>
-      <w:r>
-        <w:rPr>
-          <w:sz w:val="20"/>
-          <w:szCs w:val="20"/>
-        </w:rPr>
-        <w:t xml:space="preserve">B)  About 48 miles</w:t>
-      </w:r>
-    </w:p>
-    <w:p>
-      <w:pPr>
-        <w:spacing w:after="40"/>
-        <w:ind w:left="420"/>
-      </w:pPr>
-      <w:r>
-        <w:rPr>
-          <w:sz w:val="20"/>
-          <w:szCs w:val="20"/>
-        </w:rPr>
-        <w:t xml:space="preserve">C)  About 80 miles</w:t>
-      </w:r>
-    </w:p>
-    <w:p>
-      <w:pPr>
-        <w:spacing w:after="40"/>
-        <w:ind w:left="420"/>
-      </w:pPr>
-      <w:r>
-        <w:rPr>
-          <w:sz w:val="20"/>
-          <w:szCs w:val="20"/>
-        </w:rPr>
-        <w:t xml:space="preserve">D)  About 133 miles</w:t>
-      </w:r>
-    </w:p>
-    <w:p>
-      <w:pPr>
-        <w:spacing w:after="20"/>
+        <w:spacing w:after="80"/>
       </w:pPr>
       <w:r>
         <w:t xml:space="preserve"/>
@@ -4302,33 +4630,217 @@
     </w:p>
     <w:tbl>
       <w:tblPr>
-        <w:tblW w:type="pct" w:w="100%"/>
+        <w:tblW w:type="dxa" w:w="9360"/>
         <w:tblBorders>
           <w:top w:val="single" w:color="C7D2DD" w:sz="6"/>
           <w:left w:val="single" w:color="C7D2DD" w:sz="6"/>
           <w:bottom w:val="single" w:color="C7D2DD" w:sz="6"/>
           <w:right w:val="single" w:color="C7D2DD" w:sz="6"/>
-          <w:insideH w:val="single" w:color="auto" w:sz="4"/>
-          <w:insideV w:val="single" w:color="auto" w:sz="4"/>
+          <w:insideH w:val="single" w:color="C7D2DD" w:sz="6"/>
+          <w:insideV w:val="single" w:color="C7D2DD" w:sz="6"/>
         </w:tblBorders>
       </w:tblPr>
       <w:tblGrid>
-        <w:gridCol w:w="100"/>
+        <w:gridCol w:w="2800"/>
+        <w:gridCol w:w="3560"/>
+        <w:gridCol w:w="3000"/>
       </w:tblGrid>
       <w:tr>
-        <w:tc>
-          <w:tcPr>
+        <w:trPr>
+          <w:cantSplit/>
+          <w:tblHeader/>
+        </w:trPr>
+        <w:tc>
+          <w:tcPr>
+            <w:tcW w:type="dxa" w:w="2800"/>
+            <w:shd w:fill="EEF4F8" w:color="auto" w:val="clear"/>
+            <w:tcMar>
+              <w:top w:type="dxa" w:w="60"/>
+              <w:left w:type="dxa" w:w="100"/>
+              <w:bottom w:type="dxa" w:w="60"/>
+              <w:right w:type="dxa" w:w="100"/>
+            </w:tcMar>
+          </w:tcPr>
+          <w:p>
+            <w:pPr>
+              <w:spacing w:after="0"/>
+            </w:pPr>
+            <w:r>
+              <w:rPr>
+                <w:b/>
+                <w:bCs/>
+                <w:color w:val="12355B"/>
+                <w:sz w:val="16"/>
+                <w:szCs w:val="16"/>
+              </w:rPr>
+              <w:t xml:space="preserve">CORE PROBLEM / GIVEN REPRESENTATION</w:t>
+            </w:r>
+          </w:p>
+        </w:tc>
+        <w:tc>
+          <w:tcPr>
+            <w:tcW w:type="dxa" w:w="3560"/>
+            <w:shd w:fill="EEF4F8" w:color="auto" w:val="clear"/>
+            <w:tcMar>
+              <w:top w:type="dxa" w:w="60"/>
+              <w:left w:type="dxa" w:w="100"/>
+              <w:bottom w:type="dxa" w:w="60"/>
+              <w:right w:type="dxa" w:w="100"/>
+            </w:tcMar>
+          </w:tcPr>
+          <w:p>
+            <w:pPr>
+              <w:spacing w:after="0"/>
+            </w:pPr>
+            <w:r>
+              <w:rPr>
+                <w:b/>
+                <w:bCs/>
+                <w:color w:val="12355B"/>
+                <w:sz w:val="16"/>
+                <w:szCs w:val="16"/>
+              </w:rPr>
+              <w:t xml:space="preserve">WORKING SPACE / CALCULATION STEPS</w:t>
+            </w:r>
+          </w:p>
+        </w:tc>
+        <w:tc>
+          <w:tcPr>
+            <w:tcW w:type="dxa" w:w="3000"/>
             <w:shd w:fill="FBF3E2" w:color="auto" w:val="clear"/>
             <w:tcMar>
               <w:top w:type="dxa" w:w="60"/>
-              <w:left w:type="dxa" w:w="120"/>
+              <w:left w:type="dxa" w:w="100"/>
               <w:bottom w:type="dxa" w:w="60"/>
-              <w:right w:type="dxa" w:w="120"/>
-            </w:tcMar>
-          </w:tcPr>
-          <w:p>
-            <w:pPr>
-              <w:spacing w:after="0" w:line="320"/>
+              <w:right w:type="dxa" w:w="100"/>
+            </w:tcMar>
+          </w:tcPr>
+          <w:p>
+            <w:pPr>
+              <w:spacing w:after="0"/>
+            </w:pPr>
+            <w:r>
+              <w:rPr>
+                <w:b/>
+                <w:bCs/>
+                <w:color w:val="B97A12"/>
+                <w:sz w:val="16"/>
+                <w:szCs w:val="16"/>
+              </w:rPr>
+              <w:t xml:space="preserve">EXPLAIN YOUR REASONING</w:t>
+            </w:r>
+          </w:p>
+        </w:tc>
+      </w:tr>
+      <w:tr>
+        <w:trPr>
+          <w:cantSplit/>
+        </w:trPr>
+        <w:tc>
+          <w:tcPr>
+            <w:tcW w:type="dxa" w:w="2800"/>
+            <w:tcMar>
+              <w:top w:type="dxa" w:w="80"/>
+              <w:left w:type="dxa" w:w="100"/>
+              <w:bottom w:type="dxa" w:w="80"/>
+              <w:right w:type="dxa" w:w="100"/>
+            </w:tcMar>
+            <w:vAlign w:val="top"/>
+          </w:tcPr>
+          <w:p>
+            <w:pPr>
+              <w:spacing w:after="60"/>
+            </w:pPr>
+            <w:r>
+              <w:rPr>
+                <w:b/>
+                <w:bCs/>
+                <w:color w:val="12355B"/>
+                <w:sz w:val="21"/>
+                <w:szCs w:val="21"/>
+              </w:rPr>
+              <w:t xml:space="preserve">2.  </w:t>
+            </w:r>
+            <w:r>
+              <w:rPr>
+                <w:b/>
+                <w:bCs/>
+                <w:sz w:val="20"/>
+                <w:szCs w:val="20"/>
+              </w:rPr>
+              <w:t xml:space="preserve">A sign in Mexico gives a distance of 80 kilometers. Using 1 km ≈ 0.6 mi, about how far is that in miles?</w:t>
+            </w:r>
+          </w:p>
+          <w:p>
+            <w:pPr>
+              <w:spacing w:after="30"/>
+              <w:ind w:left="180"/>
+            </w:pPr>
+            <w:r>
+              <w:rPr>
+                <w:sz w:val="19"/>
+                <w:szCs w:val="19"/>
+              </w:rPr>
+              <w:t xml:space="preserve">A)  About 8 miles</w:t>
+            </w:r>
+          </w:p>
+          <w:p>
+            <w:pPr>
+              <w:spacing w:after="30"/>
+              <w:ind w:left="180"/>
+            </w:pPr>
+            <w:r>
+              <w:rPr>
+                <w:sz w:val="19"/>
+                <w:szCs w:val="19"/>
+              </w:rPr>
+              <w:t xml:space="preserve">B)  About 48 miles</w:t>
+            </w:r>
+          </w:p>
+          <w:p>
+            <w:pPr>
+              <w:spacing w:after="30"/>
+              <w:ind w:left="180"/>
+            </w:pPr>
+            <w:r>
+              <w:rPr>
+                <w:sz w:val="19"/>
+                <w:szCs w:val="19"/>
+              </w:rPr>
+              <w:t xml:space="preserve">C)  About 80 miles</w:t>
+            </w:r>
+          </w:p>
+          <w:p>
+            <w:pPr>
+              <w:spacing w:after="30"/>
+              <w:ind w:left="180"/>
+            </w:pPr>
+            <w:r>
+              <w:rPr>
+                <w:sz w:val="19"/>
+                <w:szCs w:val="19"/>
+              </w:rPr>
+              <w:t xml:space="preserve">D)  About 133 miles</w:t>
+            </w:r>
+          </w:p>
+        </w:tc>
+        <w:tc>
+          <w:tcPr>
+            <w:tcW w:type="dxa" w:w="3560"/>
+            <w:tcMar>
+              <w:top w:type="dxa" w:w="80"/>
+              <w:left w:type="dxa" w:w="100"/>
+              <w:bottom w:type="dxa" w:w="80"/>
+              <w:right w:type="dxa" w:w="100"/>
+            </w:tcMar>
+            <w:vAlign w:val="top"/>
+          </w:tcPr>
+          <w:p>
+            <w:pPr>
+              <w:pBdr>
+                <w:bottom w:val="single" w:color="AFBECC" w:sz="6"/>
+              </w:pBdr>
+              <w:spacing w:after="30" w:before="150"/>
             </w:pPr>
             <w:r>
               <w:t xml:space="preserve"/>
@@ -4336,7 +4848,147 @@
           </w:p>
           <w:p>
             <w:pPr>
-              <w:spacing w:after="0" w:line="320"/>
+              <w:pBdr>
+                <w:bottom w:val="single" w:color="AFBECC" w:sz="6"/>
+              </w:pBdr>
+              <w:spacing w:after="30" w:before="150"/>
+            </w:pPr>
+            <w:r>
+              <w:t xml:space="preserve"/>
+            </w:r>
+          </w:p>
+          <w:p>
+            <w:pPr>
+              <w:pBdr>
+                <w:bottom w:val="single" w:color="AFBECC" w:sz="6"/>
+              </w:pBdr>
+              <w:spacing w:after="30" w:before="150"/>
+            </w:pPr>
+            <w:r>
+              <w:t xml:space="preserve"/>
+            </w:r>
+          </w:p>
+          <w:p>
+            <w:pPr>
+              <w:pBdr>
+                <w:bottom w:val="single" w:color="AFBECC" w:sz="6"/>
+              </w:pBdr>
+              <w:spacing w:after="30" w:before="150"/>
+            </w:pPr>
+            <w:r>
+              <w:t xml:space="preserve"/>
+            </w:r>
+          </w:p>
+        </w:tc>
+        <w:tc>
+          <w:tcPr>
+            <w:tcW w:type="dxa" w:w="3000"/>
+            <w:shd w:fill="FBF3E2" w:color="auto" w:val="clear"/>
+            <w:tcMar>
+              <w:top w:type="dxa" w:w="80"/>
+              <w:left w:type="dxa" w:w="100"/>
+              <w:bottom w:type="dxa" w:w="80"/>
+              <w:right w:type="dxa" w:w="100"/>
+            </w:tcMar>
+            <w:vAlign w:val="top"/>
+          </w:tcPr>
+          <w:p>
+            <w:pPr>
+              <w:spacing w:after="40"/>
+            </w:pPr>
+            <w:r>
+              <w:rPr>
+                <w:b/>
+                <w:bCs/>
+                <w:color w:val="12355B"/>
+                <w:sz w:val="19"/>
+                <w:szCs w:val="19"/>
+              </w:rPr>
+              <w:t xml:space="preserve">Because... </w:t>
+            </w:r>
+            <w:r>
+              <w:rPr>
+                <w:color w:val="AFBECC"/>
+                <w:sz w:val="19"/>
+                <w:szCs w:val="19"/>
+              </w:rPr>
+              <w:t xml:space="preserve">________________</w:t>
+            </w:r>
+          </w:p>
+          <w:p>
+            <w:pPr>
+              <w:pBdr>
+                <w:bottom w:val="single" w:color="AFBECC" w:sz="6"/>
+              </w:pBdr>
+              <w:spacing w:after="30" w:before="150"/>
+            </w:pPr>
+            <w:r>
+              <w:t xml:space="preserve"/>
+            </w:r>
+          </w:p>
+          <w:p>
+            <w:pPr>
+              <w:spacing w:after="40" w:before="80"/>
+            </w:pPr>
+            <w:r>
+              <w:rPr>
+                <w:b/>
+                <w:bCs/>
+                <w:color w:val="6B4FA0"/>
+                <w:sz w:val="19"/>
+                <w:szCs w:val="19"/>
+              </w:rPr>
+              <w:t xml:space="preserve">Although... </w:t>
+            </w:r>
+            <w:r>
+              <w:rPr>
+                <w:color w:val="AFBECC"/>
+                <w:sz w:val="19"/>
+                <w:szCs w:val="19"/>
+              </w:rPr>
+              <w:t xml:space="preserve">_______________</w:t>
+            </w:r>
+          </w:p>
+          <w:p>
+            <w:pPr>
+              <w:pBdr>
+                <w:bottom w:val="single" w:color="AFBECC" w:sz="6"/>
+              </w:pBdr>
+              <w:spacing w:after="30" w:before="150"/>
+            </w:pPr>
+            <w:r>
+              <w:t xml:space="preserve"/>
+            </w:r>
+          </w:p>
+          <w:p>
+            <w:pPr>
+              <w:spacing w:after="40" w:before="80"/>
+            </w:pPr>
+            <w:r>
+              <w:rPr>
+                <w:b/>
+                <w:bCs/>
+                <w:color w:val="1FA6A2"/>
+                <w:sz w:val="19"/>
+                <w:szCs w:val="19"/>
+              </w:rPr>
+              <w:t xml:space="preserve">Therefore... </w:t>
+            </w:r>
+            <w:r>
+              <w:rPr>
+                <w:color w:val="AFBECC"/>
+                <w:sz w:val="19"/>
+                <w:szCs w:val="19"/>
+              </w:rPr>
+              <w:t xml:space="preserve">______________</w:t>
+            </w:r>
+          </w:p>
+          <w:p>
+            <w:pPr>
+              <w:pBdr>
+                <w:bottom w:val="single" w:color="AFBECC" w:sz="6"/>
+              </w:pBdr>
+              <w:spacing w:after="30" w:before="150"/>
             </w:pPr>
             <w:r>
               <w:t xml:space="preserve"/>
@@ -4345,6 +4997,14 @@
         </w:tc>
       </w:tr>
     </w:tbl>
+    <w:p>
+      <w:pPr>
+        <w:spacing w:after="80"/>
+      </w:pPr>
+      <w:r>
+        <w:t xml:space="preserve"/>
+      </w:r>
+    </w:p>
     <w:p>
       <w:pPr>
         <w:pStyle w:val="Heading1"/>
@@ -4463,6 +5123,149 @@
         <w:t xml:space="preserve"/>
       </w:r>
     </w:p>
+    <w:p>
+      <w:pPr>
+        <w:spacing w:after="60"/>
+      </w:pPr>
+      <w:r>
+        <w:t xml:space="preserve"/>
+      </w:r>
+    </w:p>
+    <w:tbl>
+      <w:tblPr>
+        <w:tblW w:type="dxa" w:w="9360"/>
+        <w:tblBorders>
+          <w:top w:val="single" w:color="C7D2DD" w:sz="6"/>
+          <w:left w:val="single" w:color="C7D2DD" w:sz="6"/>
+          <w:bottom w:val="single" w:color="C7D2DD" w:sz="6"/>
+          <w:right w:val="single" w:color="C7D2DD" w:sz="6"/>
+          <w:insideH w:val="single" w:color="C7D2DD" w:sz="6"/>
+          <w:insideV w:val="single" w:color="C7D2DD" w:sz="6"/>
+        </w:tblBorders>
+      </w:tblPr>
+      <w:tblGrid>
+        <w:gridCol w:w="3120"/>
+        <w:gridCol w:w="3120"/>
+        <w:gridCol w:w="3120"/>
+      </w:tblGrid>
+      <w:tr>
+        <w:trPr>
+          <w:cantSplit/>
+          <w:tblHeader/>
+        </w:trPr>
+        <w:tc>
+          <w:tcPr>
+            <w:tcW w:type="dxa" w:w="9360"/>
+            <w:gridSpan w:val="3"/>
+            <w:shd w:fill="EEF4F8" w:color="auto" w:val="clear"/>
+            <w:tcMar>
+              <w:top w:type="dxa" w:w="60"/>
+              <w:left w:type="dxa" w:w="100"/>
+              <w:bottom w:type="dxa" w:w="60"/>
+              <w:right w:type="dxa" w:w="100"/>
+            </w:tcMar>
+          </w:tcPr>
+          <w:p>
+            <w:pPr>
+              <w:spacing w:after="0"/>
+            </w:pPr>
+            <w:r>
+              <w:rPr>
+                <w:b/>
+                <w:bCs/>
+                <w:color w:val="12355B"/>
+                <w:sz w:val="18"/>
+                <w:szCs w:val="18"/>
+              </w:rPr>
+              <w:t xml:space="preserve">EXIT CHECK · 3-POINT SELF-ASSESSMENT CHECKLIST</w:t>
+            </w:r>
+          </w:p>
+        </w:tc>
+      </w:tr>
+      <w:tr>
+        <w:trPr>
+          <w:cantSplit/>
+        </w:trPr>
+        <w:tc>
+          <w:tcPr>
+            <w:tcW w:type="dxa" w:w="3120"/>
+            <w:tcMar>
+              <w:top w:type="dxa" w:w="80"/>
+              <w:left w:type="dxa" w:w="100"/>
+              <w:bottom w:type="dxa" w:w="80"/>
+              <w:right w:type="dxa" w:w="100"/>
+            </w:tcMar>
+          </w:tcPr>
+          <w:p>
+            <w:pPr>
+              <w:spacing w:after="0"/>
+            </w:pPr>
+            <w:r>
+              <w:rPr>
+                <w:b/>
+                <w:bCs/>
+                <w:color w:val="1A2733"/>
+                <w:sz w:val="18"/>
+                <w:szCs w:val="18"/>
+              </w:rPr>
+              <w:t xml:space="preserve">☐ 1. Units &amp; Labels Verified</w:t>
+            </w:r>
+          </w:p>
+        </w:tc>
+        <w:tc>
+          <w:tcPr>
+            <w:tcW w:type="dxa" w:w="3120"/>
+            <w:tcMar>
+              <w:top w:type="dxa" w:w="80"/>
+              <w:left w:type="dxa" w:w="100"/>
+              <w:bottom w:type="dxa" w:w="80"/>
+              <w:right w:type="dxa" w:w="100"/>
+            </w:tcMar>
+          </w:tcPr>
+          <w:p>
+            <w:pPr>
+              <w:spacing w:after="0"/>
+            </w:pPr>
+            <w:r>
+              <w:rPr>
+                <w:b/>
+                <w:bCs/>
+                <w:color w:val="1A2733"/>
+                <w:sz w:val="18"/>
+                <w:szCs w:val="18"/>
+              </w:rPr>
+              <w:t xml:space="preserve">☐ 2. Reasoning Stated (Because / Although / Therefore)</w:t>
+            </w:r>
+          </w:p>
+        </w:tc>
+        <w:tc>
+          <w:tcPr>
+            <w:tcW w:type="dxa" w:w="3120"/>
+            <w:tcMar>
+              <w:top w:type="dxa" w:w="80"/>
+              <w:left w:type="dxa" w:w="100"/>
+              <w:bottom w:type="dxa" w:w="80"/>
+              <w:right w:type="dxa" w:w="100"/>
+            </w:tcMar>
+          </w:tcPr>
+          <w:p>
+            <w:pPr>
+              <w:spacing w:after="0"/>
+            </w:pPr>
+            <w:r>
+              <w:rPr>
+                <w:b/>
+                <w:bCs/>
+                <w:color w:val="1A2733"/>
+                <w:sz w:val="18"/>
+                <w:szCs w:val="18"/>
+              </w:rPr>
+              <w:t xml:space="preserve">☐ 3. Calculations Double-Checked</w:t>
+            </w:r>
+          </w:p>
+        </w:tc>
+      </w:tr>
+    </w:tbl>
     <w:sectPr>
       <w:headerReference w:type="default" r:id="rId7"/>
       <w:footerReference w:type="default" r:id="rId8"/>
